--- a/Kapitel 3 neu/Neufassung 3.9 - V2/3.9 Gesamtsynthese des Funktionalen Raum-Zeit-Kohärenzsystems.docx
+++ b/Kapitel 3 neu/Neufassung 3.9 - V2/3.9 Gesamtsynthese des Funktionalen Raum-Zeit-Kohärenzsystems.docx
@@ -14602,6 +14602,5859 @@
       </w:r>
     </w:p>
     <w:p>
+      <w:pPr>
+        <w:pStyle w:val="berschrift2"/>
+      </w:pPr>
+      <w:r>
+        <w:t>3.9.7 Abschließende Synthese des Funktionalen Raum-Zeit-Kohärenzsystems</w:t>
+      </w:r>
+    </w:p>
+    <w:p>
+      <w:pPr>
+        <w:pStyle w:val="StandardWeb"/>
+        <w:rPr>
+          <w:rFonts w:cs="Times New Roman"/>
+          <w:bCs w:val="0"/>
+        </w:rPr>
+      </w:pPr>
+      <w:r>
+        <w:t>Mit dem Funktionalen Raum-Zeit-Kohärenzsystem habe ich einen theoretischen Rahmen entwickelt, der Raum, Zeit, Zustand, Relation, Operator und Kohärenz nicht als voneinander unabhängige Grundbegriffe behandelt. Der zentrale Ansatz besteht vielmehr darin, diese Größen aus der funktionalen Organisation eines Systems gemeinsam zu rekonstruieren. Raum wird dabei aus Relationen, Zeit aus gerichteten Zustandsübergängen und Kohärenz aus der tragfähigen Verbindung von Struktur, Dynamik und Wirkung bestimmt.</w:t>
+      </w:r>
+    </w:p>
+    <w:p>
+      <w:pPr>
+        <w:pStyle w:val="StandardWeb"/>
+      </w:pPr>
+      <w:r>
+        <w:t>Die Gesamtkonstruktion des FRZK lässt sich durch</w:t>
+      </w:r>
+    </w:p>
+    <w:p>
+      <w:pPr>
+        <w:pStyle w:val="berschrift1"/>
+      </w:pPr>
+      <w:r>
+        <w:t>[</w:t>
+      </w:r>
+      <w:r>
+        <w:br/>
+        <w:t>\mathcal{F}_{\mathrm{FRZK}}</w:t>
+      </w:r>
+    </w:p>
+    <w:p>
+      <w:pPr>
+        <w:pStyle w:val="StandardWeb"/>
+      </w:pPr>
+      <w:r>
+        <w:t>\bigl(</w:t>
+      </w:r>
+      <w:r>
+        <w:br/>
+        <w:t>F,</w:t>
+      </w:r>
+      <w:r>
+        <w:br/>
+        <w:t>R,</w:t>
+      </w:r>
+      <w:r>
+        <w:br/>
+        <w:t>Z,</w:t>
+      </w:r>
+      <w:r>
+        <w:br/>
+        <w:t>\Omega,</w:t>
+      </w:r>
+      <w:r>
+        <w:br/>
+        <w:t>\mathcal{W},</w:t>
+      </w:r>
+      <w:r>
+        <w:br/>
+        <w:t>\kappa</w:t>
+      </w:r>
+      <w:r>
+        <w:br/>
+        <w:t>\bigr)</w:t>
+      </w:r>
+      <w:r>
+        <w:br/>
+        <w:t>]</w:t>
+      </w:r>
+    </w:p>
+    <w:p>
+      <w:pPr>
+        <w:pStyle w:val="StandardWeb"/>
+      </w:pPr>
+      <w:r>
+        <w:t xml:space="preserve">Word-LaTeX: </w:t>
+      </w:r>
+      <w:r>
+        <w:rPr>
+          <w:rStyle w:val="HTMLCode"/>
+        </w:rPr>
+        <w:t>\mathcal{F}_{\mathrm{FRZK}}=\bigl(F,R,Z,\Omega,\mathcal{W},\kappa\bigr)</w:t>
+      </w:r>
+    </w:p>
+    <w:p>
+      <w:pPr>
+        <w:pStyle w:val="StandardWeb"/>
+      </w:pPr>
+      <w:r>
+        <w:lastRenderedPageBreak/>
+        <w:t>zusammenfassen. (F) bezeichnet die funktionalen Einheiten, (R) ihre Relationen, (Z) die möglichen Systemzustände, (\Omega) die wirksamen Operatoren, (\mathcal{W}) die resultierenden Wirkungen und (\kappa) die Kohärenz der funktionalen Organisation.</w:t>
+      </w:r>
+    </w:p>
+    <w:p>
+      <w:pPr>
+        <w:pStyle w:val="StandardWeb"/>
+      </w:pPr>
+      <w:r>
+        <w:t>Diese Größen stehen nicht lediglich nebeneinander. Sie sind durch wechselseitige Abhängigkeiten verbunden:</w:t>
+      </w:r>
+    </w:p>
+    <w:p>
+      <w:pPr>
+        <w:pStyle w:val="StandardWeb"/>
+      </w:pPr>
+      <w:r>
+        <w:t>[</w:t>
+      </w:r>
+      <w:r>
+        <w:br/>
+        <w:t>R</w:t>
+      </w:r>
+      <w:r>
+        <w:br/>
+        <w:t>\leftrightarrow</w:t>
+      </w:r>
+      <w:r>
+        <w:br/>
+        <w:t>Z</w:t>
+      </w:r>
+      <w:r>
+        <w:br/>
+        <w:t>\leftrightarrow</w:t>
+      </w:r>
+      <w:r>
+        <w:br/>
+        <w:t>\Omega</w:t>
+      </w:r>
+      <w:r>
+        <w:br/>
+        <w:t>\leftrightarrow</w:t>
+      </w:r>
+      <w:r>
+        <w:br/>
+        <w:t>\mathcal{W}</w:t>
+      </w:r>
+      <w:r>
+        <w:br/>
+        <w:t>\leftrightarrow</w:t>
+      </w:r>
+      <w:r>
+        <w:br/>
+        <w:t>\kappa.</w:t>
+      </w:r>
+      <w:r>
+        <w:br/>
+        <w:t>]</w:t>
+      </w:r>
+    </w:p>
+    <w:p>
+      <w:pPr>
+        <w:pStyle w:val="StandardWeb"/>
+      </w:pPr>
+      <w:r>
+        <w:t xml:space="preserve">Word-LaTeX: </w:t>
+      </w:r>
+      <w:r>
+        <w:rPr>
+          <w:rStyle w:val="HTMLCode"/>
+        </w:rPr>
+        <w:t>R\leftrightarrow Z\leftrightarrow\Omega\leftrightarrow\mathcal{W}\leftrightarrow\kappa</w:t>
+      </w:r>
+    </w:p>
+    <w:p>
+      <w:pPr>
+        <w:pStyle w:val="StandardWeb"/>
+      </w:pPr>
+      <w:r>
+        <w:t>Eine Veränderung der Relationsstruktur kann den Systemzustand verändern. Ein veränderter Zustand kann andere Operatoren ermöglichen oder begrenzen. Diese Operatoren erzeugen Wirkungen, die wiederum die Kohärenz und die weitere Relationsstruktur beeinflussen. Das FRZK beschreibt deshalb keine lineare Abfolge isolierter Ursachen, sondern eine gekoppelte funktionale Entwicklung.</w:t>
+      </w:r>
+    </w:p>
+    <w:p>
+      <w:pPr>
+        <w:pStyle w:val="berschrift3"/>
+      </w:pPr>
+      <w:r>
+        <w:t>Ausgangspunkt der Gesamtkonstruktion</w:t>
+      </w:r>
+    </w:p>
+    <w:p>
+      <w:pPr>
+        <w:pStyle w:val="StandardWeb"/>
+      </w:pPr>
+      <w:r>
+        <w:t>Der Ausgangspunkt des Systems war die Frage, ob Raum und Zeit zwingend als bereits gegebene Behälter für physikalische oder systemische Prozesse vorausgesetzt werden müssen. Innerhalb des FRZK wird diese Voraussetzung nicht übernommen. Stattdessen wird untersucht, ob räumliche und zeitliche Ordnung aus Beziehungen und Transformationen hervorgehen kann.</w:t>
+      </w:r>
+    </w:p>
+    <w:p>
+      <w:pPr>
+        <w:pStyle w:val="StandardWeb"/>
+      </w:pPr>
+      <w:r>
+        <w:t>Der funktionale Raum wird durch</w:t>
+      </w:r>
+    </w:p>
+    <w:p>
+      <w:pPr>
+        <w:pStyle w:val="berschrift1"/>
+      </w:pPr>
+      <w:r>
+        <w:t>[</w:t>
+      </w:r>
+      <w:r>
+        <w:br/>
+        <w:t>\mathcal{R}_{\mathrm{F}}</w:t>
+      </w:r>
+    </w:p>
+    <w:p>
+      <w:pPr>
+        <w:pStyle w:val="StandardWeb"/>
+      </w:pPr>
+      <w:r>
+        <w:t>\bigl(</w:t>
+      </w:r>
+      <w:r>
+        <w:br/>
+        <w:t>F,</w:t>
+      </w:r>
+      <w:r>
+        <w:br/>
+        <w:t>R,</w:t>
+      </w:r>
+      <w:r>
+        <w:br/>
+        <w:t>d_{\mathrm{F}}</w:t>
+      </w:r>
+      <w:r>
+        <w:br/>
+        <w:t>\bigr)</w:t>
+      </w:r>
+      <w:r>
+        <w:br/>
+        <w:t>]</w:t>
+      </w:r>
+    </w:p>
+    <w:p>
+      <w:pPr>
+        <w:pStyle w:val="StandardWeb"/>
+      </w:pPr>
+      <w:r>
+        <w:t xml:space="preserve">Word-LaTeX: </w:t>
+      </w:r>
+      <w:r>
+        <w:rPr>
+          <w:rStyle w:val="HTMLCode"/>
+        </w:rPr>
+        <w:t>\mathcal{R}_{\mathrm{F}}=\bigl(F,R,d_{\mathrm{F}}\bigr)</w:t>
+      </w:r>
+    </w:p>
+    <w:p>
+      <w:pPr>
+        <w:pStyle w:val="StandardWeb"/>
+      </w:pPr>
+      <w:r>
+        <w:lastRenderedPageBreak/>
+        <w:t>beschrieben. Die funktionalen Einheiten bilden gemeinsam mit ihren Relationen und einer funktionalen Distanz eine relationale Raumstruktur.</w:t>
+      </w:r>
+    </w:p>
+    <w:p>
+      <w:pPr>
+        <w:pStyle w:val="StandardWeb"/>
+      </w:pPr>
+      <w:r>
+        <w:t>Die funktionale Zeit wird durch</w:t>
+      </w:r>
+    </w:p>
+    <w:p>
+      <w:pPr>
+        <w:pStyle w:val="berschrift1"/>
+      </w:pPr>
+      <w:r>
+        <w:t>[</w:t>
+      </w:r>
+      <w:r>
+        <w:br/>
+        <w:t>\mathcal{T}_{\mathrm{F}}</w:t>
+      </w:r>
+    </w:p>
+    <w:p>
+      <w:pPr>
+        <w:pStyle w:val="StandardWeb"/>
+      </w:pPr>
+      <w:r>
+        <w:t>\bigl(</w:t>
+      </w:r>
+      <w:r>
+        <w:br/>
+        <w:t>Z,</w:t>
+      </w:r>
+      <w:r>
+        <w:br/>
+        <w:t>\prec,</w:t>
+      </w:r>
+      <w:r>
+        <w:br/>
+        <w:t>\tau_{\mathrm{F}}</w:t>
+      </w:r>
+      <w:r>
+        <w:br/>
+        <w:t>\bigr)</w:t>
+      </w:r>
+      <w:r>
+        <w:br/>
+        <w:t>]</w:t>
+      </w:r>
+    </w:p>
+    <w:p>
+      <w:pPr>
+        <w:pStyle w:val="StandardWeb"/>
+      </w:pPr>
+      <w:r>
+        <w:t xml:space="preserve">Word-LaTeX: </w:t>
+      </w:r>
+      <w:r>
+        <w:rPr>
+          <w:rStyle w:val="HTMLCode"/>
+        </w:rPr>
+        <w:t>\mathcal{T}_{\mathrm{F}}=\bigl(Z,\prec,\tau_{\mathrm{F}}\bigr)</w:t>
+      </w:r>
+    </w:p>
+    <w:p>
+      <w:pPr>
+        <w:pStyle w:val="StandardWeb"/>
+      </w:pPr>
+      <w:r>
+        <w:t>bestimmt. Sie umfasst die Menge der Zustände, ihre gerichtete Ordnung und eine funktionale Dauer zwischen erreichbaren Zuständen.</w:t>
+      </w:r>
+    </w:p>
+    <w:p>
+      <w:pPr>
+        <w:pStyle w:val="StandardWeb"/>
+      </w:pPr>
+      <w:r>
+        <w:t>Damit gilt:</w:t>
+      </w:r>
+    </w:p>
+    <w:p>
+      <w:pPr>
+        <w:pStyle w:val="berschrift1"/>
+      </w:pPr>
+      <w:r>
+        <w:t>[</w:t>
+      </w:r>
+      <w:r>
+        <w:br/>
+        <w:t>\mathcal{R}_{\mathrm{F}}</w:t>
+      </w:r>
+    </w:p>
+    <w:p>
+      <w:pPr>
+        <w:pStyle w:val="StandardWeb"/>
+      </w:pPr>
+      <w:r>
+        <w:t>\mathcal{R}(F,R)</w:t>
+      </w:r>
+      <w:r>
+        <w:br/>
+        <w:t>]</w:t>
+      </w:r>
+    </w:p>
+    <w:p>
+      <w:pPr>
+        <w:pStyle w:val="StandardWeb"/>
+      </w:pPr>
+      <w:r>
+        <w:t xml:space="preserve">Word-LaTeX: </w:t>
+      </w:r>
+      <w:r>
+        <w:rPr>
+          <w:rStyle w:val="HTMLCode"/>
+        </w:rPr>
+        <w:t>\mathcal{R}_{\mathrm{F}}=\mathcal{R}(F,R)</w:t>
+      </w:r>
+    </w:p>
+    <w:p>
+      <w:pPr>
+        <w:pStyle w:val="StandardWeb"/>
+      </w:pPr>
+      <w:r>
+        <w:t>und</w:t>
+      </w:r>
+    </w:p>
+    <w:p>
+      <w:pPr>
+        <w:pStyle w:val="berschrift1"/>
+      </w:pPr>
+      <w:r>
+        <w:t>[</w:t>
+      </w:r>
+      <w:r>
+        <w:br/>
+        <w:t>\mathcal{T}_{\mathrm{F}}</w:t>
+      </w:r>
+    </w:p>
+    <w:p>
+      <w:pPr>
+        <w:pStyle w:val="StandardWeb"/>
+      </w:pPr>
+      <w:r>
+        <w:t>\mathcal{T}(Z,\Omega).</w:t>
+      </w:r>
+      <w:r>
+        <w:br/>
+        <w:t>]</w:t>
+      </w:r>
+    </w:p>
+    <w:p>
+      <w:pPr>
+        <w:pStyle w:val="StandardWeb"/>
+      </w:pPr>
+      <w:r>
+        <w:t xml:space="preserve">Word-LaTeX: </w:t>
+      </w:r>
+      <w:r>
+        <w:rPr>
+          <w:rStyle w:val="HTMLCode"/>
+        </w:rPr>
+        <w:t>\mathcal{T}_{\mathrm{F}}=\mathcal{T}(Z,\Omega)</w:t>
+      </w:r>
+    </w:p>
+    <w:p>
+      <w:pPr>
+        <w:pStyle w:val="StandardWeb"/>
+      </w:pPr>
+      <w:r>
+        <w:t>Funktionaler Raum entsteht aus relationaler Ordnung. Funktionale Zeit entsteht aus operatorisch erzeugter Zustandsordnung.</w:t>
+      </w:r>
+    </w:p>
+    <w:p>
+      <w:pPr>
+        <w:pStyle w:val="StandardWeb"/>
+      </w:pPr>
+      <w:r>
+        <w:t>Diese Rekonstruktion ersetzt nicht automatisch physikalischen Raum und physikalische Zeit. Sie stellt zunächst eine allgemeine formale Struktur bereit, aus der konkrete räumliche und zeitliche Interpretationen abgeleitet werden können.</w:t>
+      </w:r>
+    </w:p>
+    <w:p>
+      <w:pPr>
+        <w:pStyle w:val="berschrift3"/>
+      </w:pPr>
+      <w:r>
+        <w:lastRenderedPageBreak/>
+        <w:t>Funktion als grundlegende Beschreibungskategorie</w:t>
+      </w:r>
+    </w:p>
+    <w:p>
+      <w:pPr>
+        <w:pStyle w:val="StandardWeb"/>
+      </w:pPr>
+      <w:r>
+        <w:t>Die zentrale begriffliche Setzung des FRZK besteht darin, Funktion nicht nur als Eigenschaft eines bereits vollständig bestimmten Objekts zu verstehen. Eine Einheit wird durch ihre möglichen und tatsächlichen Beziehungen, Transformationen und Wirkungen beschrieben.</w:t>
+      </w:r>
+    </w:p>
+    <w:p>
+      <w:pPr>
+        <w:pStyle w:val="StandardWeb"/>
+      </w:pPr>
+      <w:r>
+        <w:t>Für eine funktionale Einheit (f_i) gilt:</w:t>
+      </w:r>
+    </w:p>
+    <w:p>
+      <w:pPr>
+        <w:pStyle w:val="berschrift1"/>
+      </w:pPr>
+      <w:r>
+        <w:t>[</w:t>
+      </w:r>
+      <w:r>
+        <w:br/>
+        <w:t>f_i</w:t>
+      </w:r>
+    </w:p>
+    <w:p>
+      <w:pPr>
+        <w:pStyle w:val="StandardWeb"/>
+      </w:pPr>
+      <w:r>
+        <w:t>\bigl(</w:t>
+      </w:r>
+      <w:r>
+        <w:br/>
+        <w:t>R_i,</w:t>
+      </w:r>
+      <w:r>
+        <w:br/>
+        <w:t>\Omega_i,</w:t>
+      </w:r>
+      <w:r>
+        <w:br/>
+        <w:t>\mathcal{W}_i</w:t>
+      </w:r>
+      <w:r>
+        <w:br/>
+        <w:t>\bigr).</w:t>
+      </w:r>
+      <w:r>
+        <w:br/>
+        <w:t>]</w:t>
+      </w:r>
+    </w:p>
+    <w:p>
+      <w:pPr>
+        <w:pStyle w:val="StandardWeb"/>
+      </w:pPr>
+      <w:r>
+        <w:t xml:space="preserve">Word-LaTeX: </w:t>
+      </w:r>
+      <w:r>
+        <w:rPr>
+          <w:rStyle w:val="HTMLCode"/>
+        </w:rPr>
+        <w:t>f_i=\bigl(R_i,\Omega_i,\mathcal{W}_i\bigr)</w:t>
+      </w:r>
+    </w:p>
+    <w:p>
+      <w:pPr>
+        <w:pStyle w:val="StandardWeb"/>
+      </w:pPr>
+      <w:r>
+        <w:t>Die Identität einer funktionalen Einheit wird dadurch nicht ausschließlich aus inneren Merkmalen bestimmt. Sie ergibt sich ebenso aus ihrer Stellung innerhalb eines Systems und aus den Veränderungen, an denen sie beteiligt ist.</w:t>
+      </w:r>
+    </w:p>
+    <w:p>
+      <w:pPr>
+        <w:pStyle w:val="StandardWeb"/>
+      </w:pPr>
+      <w:r>
+        <w:t>Zwei funktionale Einheiten können daher hinsichtlich einzelner Eigenschaften gleich erscheinen und dennoch unterschiedliche Systemfunktionen besitzen:</w:t>
+      </w:r>
+    </w:p>
+    <w:p>
+      <w:pPr>
+        <w:pStyle w:val="berschrift1"/>
+      </w:pPr>
+      <w:r>
+        <w:t>[</w:t>
+      </w:r>
+      <w:r>
+        <w:br/>
+        <w:t>x_i</w:t>
+      </w:r>
+    </w:p>
+    <w:p>
+      <w:pPr>
+        <w:pStyle w:val="berschrift1"/>
+      </w:pPr>
+      <w:r>
+        <w:t>x_j</w:t>
+      </w:r>
+      <w:r>
+        <w:br/>
+        <w:t>;\not\Rightarrow;</w:t>
+      </w:r>
+      <w:r>
+        <w:br/>
+        <w:t>f_i</w:t>
+      </w:r>
+    </w:p>
+    <w:p>
+      <w:pPr>
+        <w:pStyle w:val="StandardWeb"/>
+      </w:pPr>
+      <w:r>
+        <w:t>f_j.</w:t>
+      </w:r>
+      <w:r>
+        <w:br/>
+        <w:t>]</w:t>
+      </w:r>
+    </w:p>
+    <w:p>
+      <w:pPr>
+        <w:pStyle w:val="StandardWeb"/>
+      </w:pPr>
+      <w:r>
+        <w:t xml:space="preserve">Word-LaTeX: </w:t>
+      </w:r>
+      <w:r>
+        <w:rPr>
+          <w:rStyle w:val="HTMLCode"/>
+        </w:rPr>
+        <w:t>x_i=x_j\;\not\Rightarrow\;f_i=f_j</w:t>
+      </w:r>
+    </w:p>
+    <w:p>
+      <w:pPr>
+        <w:pStyle w:val="StandardWeb"/>
+      </w:pPr>
+      <w:r>
+        <w:t>Umgekehrt können unterschiedliche Einheiten innerhalb eines bestimmten Zusammenhangs funktional äquivalent sein:</w:t>
+      </w:r>
+    </w:p>
+    <w:p>
+      <w:pPr>
+        <w:pStyle w:val="StandardWeb"/>
+      </w:pPr>
+      <w:r>
+        <w:t>[</w:t>
+      </w:r>
+      <w:r>
+        <w:br/>
+        <w:t>f_i</w:t>
+      </w:r>
+      <w:r>
+        <w:br/>
+        <w:t>\sim_{\mathrm{F}}</w:t>
+      </w:r>
+      <w:r>
+        <w:br/>
+      </w:r>
+      <w:r>
+        <w:lastRenderedPageBreak/>
+        <w:t>f_j</w:t>
+      </w:r>
+      <w:r>
+        <w:br/>
+        <w:t>]</w:t>
+      </w:r>
+    </w:p>
+    <w:p>
+      <w:pPr>
+        <w:pStyle w:val="StandardWeb"/>
+      </w:pPr>
+      <w:r>
+        <w:t xml:space="preserve">Word-LaTeX: </w:t>
+      </w:r>
+      <w:r>
+        <w:rPr>
+          <w:rStyle w:val="HTMLCode"/>
+        </w:rPr>
+        <w:t>f_i\sim_{\mathrm{F}}f_j</w:t>
+      </w:r>
+    </w:p>
+    <w:p>
+      <w:pPr>
+        <w:pStyle w:val="StandardWeb"/>
+      </w:pPr>
+      <w:r>
+        <w:t>wenn sie unter den relevanten Bedingungen vergleichbare Wirkungen hervorbringen.</w:t>
+      </w:r>
+    </w:p>
+    <w:p>
+      <w:pPr>
+        <w:pStyle w:val="StandardWeb"/>
+      </w:pPr>
+      <w:r>
+        <w:t>Die funktionale Beschreibung richtet den Blick damit nicht ausschließlich auf die Frage, was eine Einheit ist. Sie untersucht ebenso, was sie innerhalb einer konkreten Organisation ermöglicht, verändert, stabilisiert oder verhindert.</w:t>
+      </w:r>
+    </w:p>
+    <w:p>
+      <w:pPr>
+        <w:pStyle w:val="berschrift3"/>
+      </w:pPr>
+      <w:r>
+        <w:t>Relation und funktionaler Raum</w:t>
+      </w:r>
+    </w:p>
+    <w:p>
+      <w:pPr>
+        <w:pStyle w:val="StandardWeb"/>
+      </w:pPr>
+      <w:r>
+        <w:t>Die Relationsstruktur bildet die Grundlage des funktionalen Raums. Für die Menge der funktionalen Einheiten</w:t>
+      </w:r>
+    </w:p>
+    <w:p>
+      <w:pPr>
+        <w:pStyle w:val="berschrift1"/>
+      </w:pPr>
+      <w:r>
+        <w:t>[</w:t>
+      </w:r>
+      <w:r>
+        <w:br/>
+        <w:t>F</w:t>
+      </w:r>
+    </w:p>
+    <w:p>
+      <w:pPr>
+        <w:pStyle w:val="StandardWeb"/>
+      </w:pPr>
+      <w:r>
+        <w:t>{</w:t>
+      </w:r>
+      <w:r>
+        <w:br/>
+        <w:t>f_1,</w:t>
+      </w:r>
+      <w:r>
+        <w:br/>
+        <w:t>f_2,</w:t>
+      </w:r>
+      <w:r>
+        <w:br/>
+        <w:t>\ldots,</w:t>
+      </w:r>
+      <w:r>
+        <w:br/>
+        <w:t>f_n</w:t>
+      </w:r>
+      <w:r>
+        <w:br/>
+        <w:t>}</w:t>
+      </w:r>
+      <w:r>
+        <w:br/>
+        <w:t>]</w:t>
+      </w:r>
+    </w:p>
+    <w:p>
+      <w:pPr>
+        <w:pStyle w:val="StandardWeb"/>
+      </w:pPr>
+      <w:r>
+        <w:t xml:space="preserve">Word-LaTeX: </w:t>
+      </w:r>
+      <w:r>
+        <w:rPr>
+          <w:rStyle w:val="HTMLCode"/>
+        </w:rPr>
+        <w:t>F=\{f_1,f_2,\ldots,f_n\}</w:t>
+      </w:r>
+    </w:p>
+    <w:p>
+      <w:pPr>
+        <w:pStyle w:val="StandardWeb"/>
+      </w:pPr>
+      <w:r>
+        <w:t>ist die Relationsmenge</w:t>
+      </w:r>
+    </w:p>
+    <w:p>
+      <w:pPr>
+        <w:pStyle w:val="StandardWeb"/>
+      </w:pPr>
+      <w:r>
+        <w:t>[</w:t>
+      </w:r>
+      <w:r>
+        <w:br/>
+        <w:t>R</w:t>
+      </w:r>
+      <w:r>
+        <w:br/>
+        <w:t>\subseteq</w:t>
+      </w:r>
+      <w:r>
+        <w:br/>
+        <w:t>F</w:t>
+      </w:r>
+      <w:r>
+        <w:br/>
+        <w:t>\times</w:t>
+      </w:r>
+      <w:r>
+        <w:br/>
+        <w:t>F</w:t>
+      </w:r>
+      <w:r>
+        <w:br/>
+        <w:t>]</w:t>
+      </w:r>
+    </w:p>
+    <w:p>
+      <w:pPr>
+        <w:pStyle w:val="StandardWeb"/>
+      </w:pPr>
+      <w:r>
+        <w:t xml:space="preserve">Word-LaTeX: </w:t>
+      </w:r>
+      <w:r>
+        <w:rPr>
+          <w:rStyle w:val="HTMLCode"/>
+        </w:rPr>
+        <w:t>R\subseteq F\times F</w:t>
+      </w:r>
+    </w:p>
+    <w:p>
+      <w:pPr>
+        <w:pStyle w:val="StandardWeb"/>
+      </w:pPr>
+      <w:r>
+        <w:t>definiert. Eine Relation kann gerichtet, gewichtet, zeitabhängig und zustandsabhängig sein.</w:t>
+      </w:r>
+    </w:p>
+    <w:p>
+      <w:pPr>
+        <w:pStyle w:val="StandardWeb"/>
+      </w:pPr>
+      <w:r>
+        <w:t>Ihre Gewichtung wird durch</w:t>
+      </w:r>
+    </w:p>
+    <w:p>
+      <w:pPr>
+        <w:pStyle w:val="StandardWeb"/>
+      </w:pPr>
+      <w:r>
+        <w:t>[</w:t>
+      </w:r>
+      <w:r>
+        <w:br/>
+        <w:t>w:</w:t>
+      </w:r>
+      <w:r>
+        <w:br/>
+        <w:t>R</w:t>
+      </w:r>
+      <w:r>
+        <w:br/>
+        <w:t>\rightarrow</w:t>
+      </w:r>
+      <w:r>
+        <w:br/>
+      </w:r>
+      <w:r>
+        <w:lastRenderedPageBreak/>
+        <w:t>\mathbb{R}</w:t>
+      </w:r>
+      <w:r>
+        <w:br/>
+        <w:t>]</w:t>
+      </w:r>
+    </w:p>
+    <w:p>
+      <w:pPr>
+        <w:pStyle w:val="StandardWeb"/>
+      </w:pPr>
+      <w:r>
+        <w:t xml:space="preserve">Word-LaTeX: </w:t>
+      </w:r>
+      <w:r>
+        <w:rPr>
+          <w:rStyle w:val="HTMLCode"/>
+        </w:rPr>
+        <w:t>w:R\rightarrow\mathbb{R}</w:t>
+      </w:r>
+    </w:p>
+    <w:p>
+      <w:pPr>
+        <w:pStyle w:val="StandardWeb"/>
+      </w:pPr>
+      <w:r>
+        <w:t>beschrieben. Das Gewicht kann beispielsweise Stärke, Kosten, Wahrscheinlichkeit, Verzögerung oder funktionale Bedeutung einer Beziehung repräsentieren.</w:t>
+      </w:r>
+    </w:p>
+    <w:p>
+      <w:pPr>
+        <w:pStyle w:val="StandardWeb"/>
+      </w:pPr>
+      <w:r>
+        <w:t>Die funktionale Distanz zwischen zwei Einheiten wird durch die minimale gewichtete Pfadstruktur bestimmt:</w:t>
+      </w:r>
+    </w:p>
+    <w:p>
+      <w:pPr>
+        <w:pStyle w:val="berschrift1"/>
+      </w:pPr>
+      <w:r>
+        <w:t>[</w:t>
+      </w:r>
+      <w:r>
+        <w:br/>
+        <w:t>d_{\mathrm{F}}</w:t>
+      </w:r>
+      <w:r>
+        <w:br/>
+        <w:t>\bigl(</w:t>
+      </w:r>
+      <w:r>
+        <w:br/>
+        <w:t>f_i,</w:t>
+      </w:r>
+      <w:r>
+        <w:br/>
+        <w:t>f_j</w:t>
+      </w:r>
+      <w:r>
+        <w:br/>
+        <w:t>\bigr)</w:t>
+      </w:r>
+    </w:p>
+    <w:p>
+      <w:pPr>
+        <w:pStyle w:val="StandardWeb"/>
+      </w:pPr>
+      <w:r>
+        <w:t>\min_{\pi_{ij}}</w:t>
+      </w:r>
+      <w:r>
+        <w:br/>
+        <w:t>\sum_{(u,v)\in\pi_{ij}}</w:t>
+      </w:r>
+      <w:r>
+        <w:br/>
+        <w:t>c(u,v).</w:t>
+      </w:r>
+      <w:r>
+        <w:br/>
+        <w:t>]</w:t>
+      </w:r>
+    </w:p>
+    <w:p>
+      <w:pPr>
+        <w:pStyle w:val="StandardWeb"/>
+      </w:pPr>
+      <w:r>
+        <w:t xml:space="preserve">Word-LaTeX: </w:t>
+      </w:r>
+      <w:r>
+        <w:rPr>
+          <w:rStyle w:val="HTMLCode"/>
+        </w:rPr>
+        <w:t>d_{\mathrm{F}}\bigl(f_i,f_j\bigr)=\min_{\pi_{ij}}\sum_{(u,v)\in\pi_{ij}}c(u,v)</w:t>
+      </w:r>
+    </w:p>
+    <w:p>
+      <w:pPr>
+        <w:pStyle w:val="StandardWeb"/>
+      </w:pPr>
+      <w:r>
+        <w:t>Dadurch können Einheiten funktional nahe sein, obwohl sie in einer geometrischen Darstellung weit voneinander entfernt erscheinen. Ebenso können geometrisch nahe Einheiten funktional getrennt sein, wenn keine wirksame Relation zwischen ihnen besteht.</w:t>
+      </w:r>
+    </w:p>
+    <w:p>
+      <w:pPr>
+        <w:pStyle w:val="StandardWeb"/>
+      </w:pPr>
+      <w:r>
+        <w:t>Der funktionale Raum ist daher kein bloßes Abbild eines geometrischen Raums. Er ist eine eigenständige Ordnungsstruktur, deren Metrik aus der Erreichbarkeit und den Kosten funktionaler Verbindungen hervorgeht.</w:t>
+      </w:r>
+    </w:p>
+    <w:p>
+      <w:pPr>
+        <w:pStyle w:val="berschrift3"/>
+      </w:pPr>
+      <w:r>
+        <w:t>Zustand und funktionale Zeit</w:t>
+      </w:r>
+    </w:p>
+    <w:p>
+      <w:pPr>
+        <w:pStyle w:val="StandardWeb"/>
+      </w:pPr>
+      <w:r>
+        <w:t>Ein Systemzustand wird im FRZK nicht ausschließlich als Vektor interner Größen beschrieben. Er umfasst ebenfalls die Relations- und Operatorenstruktur:</w:t>
+      </w:r>
+    </w:p>
+    <w:p>
+      <w:pPr>
+        <w:pStyle w:val="berschrift1"/>
+      </w:pPr>
+      <w:r>
+        <w:t>[</w:t>
+      </w:r>
+      <w:r>
+        <w:br/>
+        <w:t>Z_t</w:t>
+      </w:r>
+    </w:p>
+    <w:p>
+      <w:pPr>
+        <w:pStyle w:val="StandardWeb"/>
+      </w:pPr>
+      <w:r>
+        <w:t>\bigl(</w:t>
+      </w:r>
+      <w:r>
+        <w:br/>
+        <w:t>\mathbf{z}_t,</w:t>
+      </w:r>
+      <w:r>
+        <w:br/>
+      </w:r>
+      <w:r>
+        <w:lastRenderedPageBreak/>
+        <w:t>A_t,</w:t>
+      </w:r>
+      <w:r>
+        <w:br/>
+        <w:t>\Omega_t</w:t>
+      </w:r>
+      <w:r>
+        <w:br/>
+        <w:t>\bigr).</w:t>
+      </w:r>
+      <w:r>
+        <w:br/>
+        <w:t>]</w:t>
+      </w:r>
+    </w:p>
+    <w:p>
+      <w:pPr>
+        <w:pStyle w:val="StandardWeb"/>
+      </w:pPr>
+      <w:r>
+        <w:t xml:space="preserve">Word-LaTeX: </w:t>
+      </w:r>
+      <w:r>
+        <w:rPr>
+          <w:rStyle w:val="HTMLCode"/>
+        </w:rPr>
+        <w:t>Z_t=\bigl(\mathbf{z}_t,A_t,\Omega_t\bigr)</w:t>
+      </w:r>
+    </w:p>
+    <w:p>
+      <w:pPr>
+        <w:pStyle w:val="StandardWeb"/>
+      </w:pPr>
+      <w:r>
+        <w:t>Die Entwicklung erfolgt durch einen Evolutionsoperator:</w:t>
+      </w:r>
+    </w:p>
+    <w:p>
+      <w:pPr>
+        <w:pStyle w:val="berschrift1"/>
+      </w:pPr>
+      <w:r>
+        <w:t>[</w:t>
+      </w:r>
+      <w:r>
+        <w:br/>
+        <w:t>Z_{t+1}</w:t>
+      </w:r>
+    </w:p>
+    <w:p>
+      <w:pPr>
+        <w:pStyle w:val="StandardWeb"/>
+      </w:pPr>
+      <w:r>
+        <w:t>\mathcal{E}_t(Z_t).</w:t>
+      </w:r>
+      <w:r>
+        <w:br/>
+        <w:t>]</w:t>
+      </w:r>
+    </w:p>
+    <w:p>
+      <w:pPr>
+        <w:pStyle w:val="StandardWeb"/>
+      </w:pPr>
+      <w:r>
+        <w:t xml:space="preserve">Word-LaTeX: </w:t>
+      </w:r>
+      <w:r>
+        <w:rPr>
+          <w:rStyle w:val="HTMLCode"/>
+        </w:rPr>
+        <w:t>Z_{t+1}=\mathcal{E}_t(Z_t)</w:t>
+      </w:r>
+    </w:p>
+    <w:p>
+      <w:pPr>
+        <w:pStyle w:val="StandardWeb"/>
+      </w:pPr>
+      <w:r>
+        <w:t>Die zeitliche Ordnung ergibt sich aus der Erreichbarkeit eines Zustands aus einem vorhergehenden Zustand:</w:t>
+      </w:r>
+    </w:p>
+    <w:p>
+      <w:pPr>
+        <w:pStyle w:val="berschrift1"/>
+      </w:pPr>
+      <w:r>
+        <w:t>[</w:t>
+      </w:r>
+      <w:r>
+        <w:br/>
+        <w:t>Z_i</w:t>
+      </w:r>
+      <w:r>
+        <w:br/>
+        <w:t>\prec</w:t>
+      </w:r>
+      <w:r>
+        <w:br/>
+        <w:t>Z_j</w:t>
+      </w:r>
+      <w:r>
+        <w:br/>
+        <w:t>\quad\Longleftrightarrow\quad</w:t>
+      </w:r>
+      <w:r>
+        <w:br/>
+        <w:t>\exists</w:t>
+      </w:r>
+      <w:r>
+        <w:br/>
+        <w:t>\mathcal{K}_{ij}:</w:t>
+      </w:r>
+      <w:r>
+        <w:br/>
+        <w:t>Z_j</w:t>
+      </w:r>
+    </w:p>
+    <w:p>
+      <w:pPr>
+        <w:pStyle w:val="StandardWeb"/>
+      </w:pPr>
+      <w:r>
+        <w:t>\mathcal{K}_{ij}(Z_i).</w:t>
+      </w:r>
+      <w:r>
+        <w:br/>
+        <w:t>]</w:t>
+      </w:r>
+    </w:p>
+    <w:p>
+      <w:pPr>
+        <w:pStyle w:val="StandardWeb"/>
+      </w:pPr>
+      <w:r>
+        <w:t xml:space="preserve">Word-LaTeX: </w:t>
+      </w:r>
+      <w:r>
+        <w:rPr>
+          <w:rStyle w:val="HTMLCode"/>
+        </w:rPr>
+        <w:t>Z_i\prec Z_j\quad\Longleftrightarrow\quad\exists\mathcal{K}_{ij}:Z_j=\mathcal{K}_{ij}(Z_i)</w:t>
+      </w:r>
+    </w:p>
+    <w:p>
+      <w:pPr>
+        <w:pStyle w:val="StandardWeb"/>
+      </w:pPr>
+      <w:r>
+        <w:t>Die Operatorenkaskade (\mathcal{K}_{ij}) stellt den gerichteten Übergang zwischen zwei Zuständen her. Die Zeitordnung ist damit nicht von einer äußeren Nummerierung abhängig. Sie entsteht aus der gerichteten Transformierbarkeit der Zustände.</w:t>
+      </w:r>
+    </w:p>
+    <w:p>
+      <w:pPr>
+        <w:pStyle w:val="StandardWeb"/>
+      </w:pPr>
+      <w:r>
+        <w:t>Eine funktionale Dauer kann durch die minimalen Transformationskosten definiert werden:</w:t>
+      </w:r>
+    </w:p>
+    <w:p>
+      <w:pPr>
+        <w:pStyle w:val="berschrift1"/>
+      </w:pPr>
+      <w:r>
+        <w:lastRenderedPageBreak/>
+        <w:t>[</w:t>
+      </w:r>
+      <w:r>
+        <w:br/>
+        <w:t>\tau_{\mathrm{F}}</w:t>
+      </w:r>
+      <w:r>
+        <w:br/>
+        <w:t>\bigl(</w:t>
+      </w:r>
+      <w:r>
+        <w:br/>
+        <w:t>Z_i,</w:t>
+      </w:r>
+      <w:r>
+        <w:br/>
+        <w:t>Z_j</w:t>
+      </w:r>
+      <w:r>
+        <w:br/>
+        <w:t>\bigr)</w:t>
+      </w:r>
+    </w:p>
+    <w:p>
+      <w:pPr>
+        <w:pStyle w:val="StandardWeb"/>
+      </w:pPr>
+      <w:r>
+        <w:t>\min_{\mathcal{K}</w:t>
+      </w:r>
+      <w:r>
+        <w:rPr>
+          <w:rStyle w:val="Hervorhebung"/>
+        </w:rPr>
+        <w:t>{ij}}</w:t>
+      </w:r>
+      <w:r>
+        <w:rPr>
+          <w:i/>
+          <w:iCs/>
+        </w:rPr>
+        <w:br/>
+      </w:r>
+      <w:r>
+        <w:rPr>
+          <w:rStyle w:val="Hervorhebung"/>
+        </w:rPr>
+        <w:t>C</w:t>
+      </w:r>
+      <w:r>
+        <w:rPr>
+          <w:i/>
+          <w:iCs/>
+        </w:rPr>
+        <w:br/>
+      </w:r>
+      <w:r>
+        <w:rPr>
+          <w:rStyle w:val="Hervorhebung"/>
+        </w:rPr>
+        <w:t>\bigl(</w:t>
+      </w:r>
+      <w:r>
+        <w:rPr>
+          <w:i/>
+          <w:iCs/>
+        </w:rPr>
+        <w:br/>
+      </w:r>
+      <w:r>
+        <w:rPr>
+          <w:rStyle w:val="Hervorhebung"/>
+        </w:rPr>
+        <w:t>\mathcal{K}</w:t>
+      </w:r>
+      <w:r>
+        <w:t>{ij}</w:t>
+      </w:r>
+      <w:r>
+        <w:br/>
+        <w:t>\bigr).</w:t>
+      </w:r>
+      <w:r>
+        <w:br/>
+        <w:t>]</w:t>
+      </w:r>
+    </w:p>
+    <w:p>
+      <w:pPr>
+        <w:pStyle w:val="StandardWeb"/>
+      </w:pPr>
+      <w:r>
+        <w:t xml:space="preserve">Word-LaTeX: </w:t>
+      </w:r>
+      <w:r>
+        <w:rPr>
+          <w:rStyle w:val="HTMLCode"/>
+        </w:rPr>
+        <w:t>\tau_{\mathrm{F}}\bigl(Z_i,Z_j\bigr)=\min_{\mathcal{K}_{ij}}C\bigl(\mathcal{K}_{ij}\bigr)</w:t>
+      </w:r>
+    </w:p>
+    <w:p>
+      <w:pPr>
+        <w:pStyle w:val="StandardWeb"/>
+      </w:pPr>
+      <w:r>
+        <w:t>Damit unterscheidet das FRZK zwischen bloßer Reihenfolge und metrischer Dauer. Zustände können geordnet sein, ohne dass ihre funktionale Dauer bereits bestimmt ist.</w:t>
+      </w:r>
+    </w:p>
+    <w:p>
+      <w:pPr>
+        <w:pStyle w:val="berschrift3"/>
+      </w:pPr>
+      <w:r>
+        <w:t>Operatoren und Entwicklungslogik</w:t>
+      </w:r>
+    </w:p>
+    <w:p>
+      <w:pPr>
+        <w:pStyle w:val="StandardWeb"/>
+      </w:pPr>
+      <w:r>
+        <w:t>Operatoren erzeugen die Zustandsübergänge des Systems. Für einen Operator (\mathcal{O}) gilt:</w:t>
+      </w:r>
+    </w:p>
+    <w:p>
+      <w:pPr>
+        <w:pStyle w:val="StandardWeb"/>
+      </w:pPr>
+      <w:r>
+        <w:t>[</w:t>
+      </w:r>
+      <w:r>
+        <w:br/>
+        <w:t>\mathcal{O}:</w:t>
+      </w:r>
+      <w:r>
+        <w:br/>
+        <w:t>\mathcal{Z}</w:t>
+      </w:r>
+      <w:r>
+        <w:br/>
+        <w:t>\rightarrow</w:t>
+      </w:r>
+      <w:r>
+        <w:br/>
+        <w:t>\mathcal{Z}.</w:t>
+      </w:r>
+      <w:r>
+        <w:br/>
+        <w:t>]</w:t>
+      </w:r>
+    </w:p>
+    <w:p>
+      <w:pPr>
+        <w:pStyle w:val="StandardWeb"/>
+      </w:pPr>
+      <w:r>
+        <w:t xml:space="preserve">Word-LaTeX: </w:t>
+      </w:r>
+      <w:r>
+        <w:rPr>
+          <w:rStyle w:val="HTMLCode"/>
+        </w:rPr>
+        <w:t>\mathcal{O}:\mathcal{Z}\rightarrow\mathcal{Z}</w:t>
+      </w:r>
+    </w:p>
+    <w:p>
+      <w:pPr>
+        <w:pStyle w:val="StandardWeb"/>
+      </w:pPr>
+      <w:r>
+        <w:t>Mehrere Operatoren können zu einer Kaskade verbunden werden:</w:t>
+      </w:r>
+    </w:p>
+    <w:p>
+      <w:pPr>
+        <w:pStyle w:val="berschrift1"/>
+      </w:pPr>
+      <w:r>
+        <w:t>[</w:t>
+      </w:r>
+      <w:r>
+        <w:br/>
+        <w:t>\mathcal{K}</w:t>
+      </w:r>
+    </w:p>
+    <w:p>
+      <w:pPr>
+        <w:pStyle w:val="StandardWeb"/>
+      </w:pPr>
+      <w:r>
+        <w:t>\mathcal{O}</w:t>
+      </w:r>
+      <w:r>
+        <w:rPr>
+          <w:rStyle w:val="Hervorhebung"/>
+        </w:rPr>
+        <w:t>m</w:t>
+      </w:r>
+      <w:r>
+        <w:rPr>
+          <w:i/>
+          <w:iCs/>
+        </w:rPr>
+        <w:br/>
+      </w:r>
+      <w:r>
+        <w:rPr>
+          <w:rStyle w:val="Hervorhebung"/>
+        </w:rPr>
+        <w:t>\circ</w:t>
+      </w:r>
+      <w:r>
+        <w:rPr>
+          <w:i/>
+          <w:iCs/>
+        </w:rPr>
+        <w:br/>
+      </w:r>
+      <w:r>
+        <w:rPr>
+          <w:rStyle w:val="Hervorhebung"/>
+        </w:rPr>
+        <w:t>\mathcal{O}</w:t>
+      </w:r>
+      <w:r>
+        <w:t>{m-1}</w:t>
+      </w:r>
+      <w:r>
+        <w:br/>
+        <w:t>\circ</w:t>
+      </w:r>
+      <w:r>
+        <w:br/>
+        <w:t>\cdots</w:t>
+      </w:r>
+      <w:r>
+        <w:br/>
+      </w:r>
+      <w:r>
+        <w:lastRenderedPageBreak/>
+        <w:t>\circ</w:t>
+      </w:r>
+      <w:r>
+        <w:br/>
+        <w:t>\mathcal{O}_1.</w:t>
+      </w:r>
+      <w:r>
+        <w:br/>
+        <w:t>]</w:t>
+      </w:r>
+    </w:p>
+    <w:p>
+      <w:pPr>
+        <w:pStyle w:val="StandardWeb"/>
+      </w:pPr>
+      <w:r>
+        <w:t xml:space="preserve">Word-LaTeX: </w:t>
+      </w:r>
+      <w:r>
+        <w:rPr>
+          <w:rStyle w:val="HTMLCode"/>
+        </w:rPr>
+        <w:t>\mathcal{K}=\mathcal{O}_m\circ\mathcal{O}_{m-1}\circ\cdots\circ\mathcal{O}_1</w:t>
+      </w:r>
+    </w:p>
+    <w:p>
+      <w:pPr>
+        <w:pStyle w:val="StandardWeb"/>
+      </w:pPr>
+      <w:r>
+        <w:t>Die Reihenfolge der Operatoren ist im Allgemeinen nicht austauschbar:</w:t>
+      </w:r>
+    </w:p>
+    <w:p>
+      <w:pPr>
+        <w:pStyle w:val="StandardWeb"/>
+      </w:pPr>
+      <w:r>
+        <w:t>[</w:t>
+      </w:r>
+      <w:r>
+        <w:br/>
+        <w:t>\mathcal{O}_i</w:t>
+      </w:r>
+      <w:r>
+        <w:br/>
+        <w:t>\circ</w:t>
+      </w:r>
+      <w:r>
+        <w:br/>
+        <w:t>\mathcal{O}_j</w:t>
+      </w:r>
+      <w:r>
+        <w:br/>
+        <w:t>\neq</w:t>
+      </w:r>
+      <w:r>
+        <w:br/>
+        <w:t>\mathcal{O}_j</w:t>
+      </w:r>
+      <w:r>
+        <w:br/>
+        <w:t>\circ</w:t>
+      </w:r>
+      <w:r>
+        <w:br/>
+        <w:t>\mathcal{O}_i.</w:t>
+      </w:r>
+      <w:r>
+        <w:br/>
+        <w:t>]</w:t>
+      </w:r>
+    </w:p>
+    <w:p>
+      <w:pPr>
+        <w:pStyle w:val="StandardWeb"/>
+      </w:pPr>
+      <w:r>
+        <w:t xml:space="preserve">Word-LaTeX: </w:t>
+      </w:r>
+      <w:r>
+        <w:rPr>
+          <w:rStyle w:val="HTMLCode"/>
+        </w:rPr>
+        <w:t>\mathcal{O}_i\circ\mathcal{O}_j\neq\mathcal{O}_j\circ\mathcal{O}_i</w:t>
+      </w:r>
+    </w:p>
+    <w:p>
+      <w:pPr>
+        <w:pStyle w:val="StandardWeb"/>
+      </w:pPr>
+      <w:r>
+        <w:t>Diese Nichtkommutativität ist für die funktionale Zeit von besonderer Bedeutung. Eine veränderte Operatorenreihenfolge kann einen anderen Zustand, eine andere Trajektorie und eine andere Systemwirkung erzeugen.</w:t>
+      </w:r>
+    </w:p>
+    <w:p>
+      <w:pPr>
+        <w:pStyle w:val="StandardWeb"/>
+      </w:pPr>
+      <w:r>
+        <w:t>Das FRZK erweitert die klassische Zustandsdynamik dadurch, dass nicht nur Zustände verändert werden. Ebenso können die Relationsstruktur und die Operatorenmenge selbst Gegenstand der Entwicklung sein:</w:t>
+      </w:r>
+    </w:p>
+    <w:p>
+      <w:pPr>
+        <w:pStyle w:val="berschrift1"/>
+      </w:pPr>
+      <w:r>
+        <w:t>[</w:t>
+      </w:r>
+      <w:r>
+        <w:br/>
+        <w:t>A_{t+1}</w:t>
+      </w:r>
+    </w:p>
+    <w:p>
+      <w:pPr>
+        <w:pStyle w:val="StandardWeb"/>
+      </w:pPr>
+      <w:r>
+        <w:t>\mathcal{O}^{(A)}</w:t>
+      </w:r>
+      <w:r>
+        <w:br/>
+        <w:t>\bigl(</w:t>
+      </w:r>
+      <w:r>
+        <w:br/>
+        <w:t>A_t,</w:t>
+      </w:r>
+      <w:r>
+        <w:br/>
+        <w:t>Z_t</w:t>
+      </w:r>
+      <w:r>
+        <w:br/>
+        <w:t>\bigr)</w:t>
+      </w:r>
+      <w:r>
+        <w:br/>
+        <w:t>]</w:t>
+      </w:r>
+    </w:p>
+    <w:p>
+      <w:pPr>
+        <w:pStyle w:val="StandardWeb"/>
+      </w:pPr>
+      <w:r>
+        <w:t xml:space="preserve">Word-LaTeX: </w:t>
+      </w:r>
+      <w:r>
+        <w:rPr>
+          <w:rStyle w:val="HTMLCode"/>
+        </w:rPr>
+        <w:t>A_{t+1}=\mathcal{O}^{(A)}\bigl(A_t,Z_t\bigr)</w:t>
+      </w:r>
+    </w:p>
+    <w:p>
+      <w:pPr>
+        <w:pStyle w:val="StandardWeb"/>
+      </w:pPr>
+      <w:r>
+        <w:t>und</w:t>
+      </w:r>
+    </w:p>
+    <w:p>
+      <w:pPr>
+        <w:pStyle w:val="berschrift1"/>
+      </w:pPr>
+      <w:r>
+        <w:t>[</w:t>
+      </w:r>
+      <w:r>
+        <w:br/>
+        <w:t>\Omega_{t+1}</w:t>
+      </w:r>
+    </w:p>
+    <w:p>
+      <w:pPr>
+        <w:pStyle w:val="StandardWeb"/>
+      </w:pPr>
+      <w:r>
+        <w:lastRenderedPageBreak/>
+        <w:t>\mathcal{O}^{(\Omega)}</w:t>
+      </w:r>
+      <w:r>
+        <w:br/>
+        <w:t>\bigl(</w:t>
+      </w:r>
+      <w:r>
+        <w:br/>
+        <w:t>\Omega_t,</w:t>
+      </w:r>
+      <w:r>
+        <w:br/>
+        <w:t>Z_{t+1}</w:t>
+      </w:r>
+      <w:r>
+        <w:br/>
+        <w:t>\bigr).</w:t>
+      </w:r>
+      <w:r>
+        <w:br/>
+        <w:t>]</w:t>
+      </w:r>
+    </w:p>
+    <w:p>
+      <w:pPr>
+        <w:pStyle w:val="StandardWeb"/>
+      </w:pPr>
+      <w:r>
+        <w:t xml:space="preserve">Word-LaTeX: </w:t>
+      </w:r>
+      <w:r>
+        <w:rPr>
+          <w:rStyle w:val="HTMLCode"/>
+        </w:rPr>
+        <w:t>\Omega_{t+1}=\mathcal{O}^{(\Omega)}\bigl(\Omega_t,Z_{t+1}\bigr)</w:t>
+      </w:r>
+    </w:p>
+    <w:p>
+      <w:pPr>
+        <w:pStyle w:val="StandardWeb"/>
+      </w:pPr>
+      <w:r>
+        <w:t>Das System verändert damit nicht nur seinen aktuellen Zustand. Es kann auch die Struktur seiner zukünftigen Entwicklungsmöglichkeiten verändern.</w:t>
+      </w:r>
+    </w:p>
+    <w:p>
+      <w:pPr>
+        <w:pStyle w:val="StandardWeb"/>
+      </w:pPr>
+      <w:r>
+        <w:t>Diese reflexive Dynamik wird durch</w:t>
+      </w:r>
+    </w:p>
+    <w:p>
+      <w:pPr>
+        <w:pStyle w:val="StandardWeb"/>
+      </w:pPr>
+      <w:r>
+        <w:t>[</w:t>
+      </w:r>
+      <w:r>
+        <w:br/>
+        <w:t>\mathfrak{E}:</w:t>
+      </w:r>
+      <w:r>
+        <w:br/>
+        <w:t>\bigl(</w:t>
+      </w:r>
+      <w:r>
+        <w:br/>
+        <w:t>Z_t,</w:t>
+      </w:r>
+      <w:r>
+        <w:br/>
+        <w:t>\mathcal{E}</w:t>
+      </w:r>
+      <w:r>
+        <w:rPr>
+          <w:rStyle w:val="Hervorhebung"/>
+        </w:rPr>
+        <w:t>t</w:t>
+      </w:r>
+      <w:r>
+        <w:rPr>
+          <w:i/>
+          <w:iCs/>
+        </w:rPr>
+        <w:br/>
+      </w:r>
+      <w:r>
+        <w:rPr>
+          <w:rStyle w:val="Hervorhebung"/>
+        </w:rPr>
+        <w:t>\bigr)</w:t>
+      </w:r>
+      <w:r>
+        <w:rPr>
+          <w:i/>
+          <w:iCs/>
+        </w:rPr>
+        <w:br/>
+      </w:r>
+      <w:r>
+        <w:rPr>
+          <w:rStyle w:val="Hervorhebung"/>
+        </w:rPr>
+        <w:t>\mapsto</w:t>
+      </w:r>
+      <w:r>
+        <w:rPr>
+          <w:i/>
+          <w:iCs/>
+        </w:rPr>
+        <w:br/>
+      </w:r>
+      <w:r>
+        <w:rPr>
+          <w:rStyle w:val="Hervorhebung"/>
+        </w:rPr>
+        <w:t>\bigl(</w:t>
+      </w:r>
+      <w:r>
+        <w:rPr>
+          <w:i/>
+          <w:iCs/>
+        </w:rPr>
+        <w:br/>
+      </w:r>
+      <w:r>
+        <w:rPr>
+          <w:rStyle w:val="Hervorhebung"/>
+        </w:rPr>
+        <w:t>Z</w:t>
+      </w:r>
+      <w:r>
+        <w:t>{t+1},</w:t>
+      </w:r>
+      <w:r>
+        <w:br/>
+        <w:t>\mathcal{E}_{t+1}</w:t>
+      </w:r>
+      <w:r>
+        <w:br/>
+        <w:t>\bigr)</w:t>
+      </w:r>
+      <w:r>
+        <w:br/>
+        <w:t>]</w:t>
+      </w:r>
+    </w:p>
+    <w:p>
+      <w:pPr>
+        <w:pStyle w:val="StandardWeb"/>
+      </w:pPr>
+      <w:r>
+        <w:t xml:space="preserve">Word-LaTeX: </w:t>
+      </w:r>
+      <w:r>
+        <w:rPr>
+          <w:rStyle w:val="HTMLCode"/>
+        </w:rPr>
+        <w:t>\mathfrak{E}:\bigl(Z_t,\mathcal{E}_t\bigr)\mapsto\bigl(Z_{t+1},\mathcal{E}_{t+1}\bigr)</w:t>
+      </w:r>
+    </w:p>
+    <w:p>
+      <w:pPr>
+        <w:pStyle w:val="StandardWeb"/>
+      </w:pPr>
+      <w:r>
+        <w:t>verdichtet.</w:t>
+      </w:r>
+    </w:p>
+    <w:p>
+      <w:pPr>
+        <w:pStyle w:val="berschrift3"/>
+      </w:pPr>
+      <w:r>
+        <w:t>Kohärenz als verbindende Systemgröße</w:t>
+      </w:r>
+    </w:p>
+    <w:p>
+      <w:pPr>
+        <w:pStyle w:val="StandardWeb"/>
+      </w:pPr>
+      <w:r>
+        <w:t>Kohärenz nimmt innerhalb des FRZK eine zentrale Stellung ein. Sie beschreibt nicht lediglich die Stärke von Beziehungen oder die Ähnlichkeit einzelner Zustandswerte. Sie bezeichnet die funktionale Tragfähigkeit der Gesamtorganisation.</w:t>
+      </w:r>
+    </w:p>
+    <w:p>
+      <w:pPr>
+        <w:pStyle w:val="StandardWeb"/>
+      </w:pPr>
+      <w:r>
+        <w:t>Die Kohärenz wird allgemein durch</w:t>
+      </w:r>
+    </w:p>
+    <w:p>
+      <w:pPr>
+        <w:pStyle w:val="berschrift1"/>
+      </w:pPr>
+      <w:r>
+        <w:t>[</w:t>
+      </w:r>
+      <w:r>
+        <w:br/>
+        <w:t>\kappa_t</w:t>
+      </w:r>
+    </w:p>
+    <w:p>
+      <w:pPr>
+        <w:pStyle w:val="StandardWeb"/>
+      </w:pPr>
+      <w:r>
+        <w:t>\mathcal{K}</w:t>
+      </w:r>
+      <w:r>
+        <w:br/>
+        <w:t>\bigl(</w:t>
+      </w:r>
+      <w:r>
+        <w:br/>
+        <w:t>\mathbf{z}_t,</w:t>
+      </w:r>
+      <w:r>
+        <w:br/>
+        <w:t>A_t,</w:t>
+      </w:r>
+      <w:r>
+        <w:br/>
+        <w:t>\Omega_t,</w:t>
+      </w:r>
+      <w:r>
+        <w:br/>
+      </w:r>
+      <w:r>
+        <w:lastRenderedPageBreak/>
+        <w:t>\mathcal{W}_t</w:t>
+      </w:r>
+      <w:r>
+        <w:br/>
+        <w:t>\bigr)</w:t>
+      </w:r>
+      <w:r>
+        <w:br/>
+        <w:t>]</w:t>
+      </w:r>
+    </w:p>
+    <w:p>
+      <w:pPr>
+        <w:pStyle w:val="StandardWeb"/>
+      </w:pPr>
+      <w:r>
+        <w:t xml:space="preserve">Word-LaTeX: </w:t>
+      </w:r>
+      <w:r>
+        <w:rPr>
+          <w:rStyle w:val="HTMLCode"/>
+        </w:rPr>
+        <w:t>\kappa_t=\mathcal{K}\bigl(\mathbf{z}_t,A_t,\Omega_t,\mathcal{W}_t\bigr)</w:t>
+      </w:r>
+    </w:p>
+    <w:p>
+      <w:pPr>
+        <w:pStyle w:val="StandardWeb"/>
+      </w:pPr>
+      <w:r>
+        <w:t>bestimmt.</w:t>
+      </w:r>
+    </w:p>
+    <w:p>
+      <w:pPr>
+        <w:pStyle w:val="StandardWeb"/>
+      </w:pPr>
+      <w:r>
+        <w:t>Ein System kann stark gekoppelt sein und dennoch geringe Kohärenz besitzen, wenn seine Beziehungen widersprüchliche, destruktive oder instabile Wirkungen erzeugen. Entsprechend gilt:</w:t>
+      </w:r>
+    </w:p>
+    <w:p>
+      <w:pPr>
+        <w:pStyle w:val="StandardWeb"/>
+      </w:pPr>
+      <w:r>
+        <w:t>[</w:t>
+      </w:r>
+      <w:r>
+        <w:br/>
+        <w:t>\text{Kopplungsstärke}</w:t>
+      </w:r>
+      <w:r>
+        <w:br/>
+        <w:t>\not\equiv</w:t>
+      </w:r>
+      <w:r>
+        <w:br/>
+        <w:t>\text{Kohärenz}.</w:t>
+      </w:r>
+      <w:r>
+        <w:br/>
+        <w:t>]</w:t>
+      </w:r>
+    </w:p>
+    <w:p>
+      <w:pPr>
+        <w:pStyle w:val="StandardWeb"/>
+      </w:pPr>
+      <w:r>
+        <w:t xml:space="preserve">Word-LaTeX: </w:t>
+      </w:r>
+      <w:r>
+        <w:rPr>
+          <w:rStyle w:val="HTMLCode"/>
+        </w:rPr>
+        <w:t>\text{Kopplungsstärke}\not\equiv\text{Kohärenz}</w:t>
+      </w:r>
+    </w:p>
+    <w:p>
+      <w:pPr>
+        <w:pStyle w:val="StandardWeb"/>
+      </w:pPr>
+      <w:r>
+        <w:t>Auch Homogenität ist nicht mit Kohärenz gleichzusetzen:</w:t>
+      </w:r>
+    </w:p>
+    <w:p>
+      <w:pPr>
+        <w:pStyle w:val="StandardWeb"/>
+      </w:pPr>
+      <w:r>
+        <w:t>[</w:t>
+      </w:r>
+      <w:r>
+        <w:br/>
+        <w:t>\text{Homogenität}</w:t>
+      </w:r>
+      <w:r>
+        <w:br/>
+        <w:t>\not\equiv</w:t>
+      </w:r>
+      <w:r>
+        <w:br/>
+        <w:t>\text{Kohärenz}.</w:t>
+      </w:r>
+      <w:r>
+        <w:br/>
+        <w:t>]</w:t>
+      </w:r>
+    </w:p>
+    <w:p>
+      <w:pPr>
+        <w:pStyle w:val="StandardWeb"/>
+      </w:pPr>
+      <w:r>
+        <w:t xml:space="preserve">Word-LaTeX: </w:t>
+      </w:r>
+      <w:r>
+        <w:rPr>
+          <w:rStyle w:val="HTMLCode"/>
+        </w:rPr>
+        <w:t>\text{Homogenität}\not\equiv\text{Kohärenz}</w:t>
+      </w:r>
+    </w:p>
+    <w:p>
+      <w:pPr>
+        <w:pStyle w:val="StandardWeb"/>
+      </w:pPr>
+      <w:r>
+        <w:t>Ein kohärentes System kann differenzierte Einheiten und unterschiedliche Zustände enthalten. Entscheidend ist, ob diese Unterschiede innerhalb einer funktional tragfähigen Gesamtorganisation zusammenwirken.</w:t>
+      </w:r>
+    </w:p>
+    <w:p>
+      <w:pPr>
+        <w:pStyle w:val="StandardWeb"/>
+      </w:pPr>
+      <w:r>
+        <w:t>Die Kohärenz kann sich im Zeitverlauf verändern:</w:t>
+      </w:r>
+    </w:p>
+    <w:p>
+      <w:pPr>
+        <w:pStyle w:val="berschrift1"/>
+      </w:pPr>
+      <w:r>
+        <w:t>[</w:t>
+      </w:r>
+      <w:r>
+        <w:br/>
+        <w:t>\kappa_{t+1}</w:t>
+      </w:r>
+    </w:p>
+    <w:p>
+      <w:pPr>
+        <w:pStyle w:val="StandardWeb"/>
+      </w:pPr>
+      <w:r>
+        <w:t>\mathcal{K}</w:t>
+      </w:r>
+      <w:r>
+        <w:br/>
+        <w:t>\bigl(</w:t>
+      </w:r>
+      <w:r>
+        <w:br/>
+        <w:t>Z_{t+1}</w:t>
+      </w:r>
+      <w:r>
+        <w:br/>
+        <w:t>\bigr).</w:t>
+      </w:r>
+      <w:r>
+        <w:br/>
+        <w:t>]</w:t>
+      </w:r>
+    </w:p>
+    <w:p>
+      <w:pPr>
+        <w:pStyle w:val="StandardWeb"/>
+      </w:pPr>
+      <w:r>
+        <w:t xml:space="preserve">Word-LaTeX: </w:t>
+      </w:r>
+      <w:r>
+        <w:rPr>
+          <w:rStyle w:val="HTMLCode"/>
+        </w:rPr>
+        <w:t>\kappa_{t+1}=\mathcal{K}\bigl(Z_{t+1}\bigr)</w:t>
+      </w:r>
+    </w:p>
+    <w:p>
+      <w:pPr>
+        <w:pStyle w:val="StandardWeb"/>
+      </w:pPr>
+      <w:r>
+        <w:t>Die Kohärenzdifferenz lautet:</w:t>
+      </w:r>
+    </w:p>
+    <w:p>
+      <w:pPr>
+        <w:pStyle w:val="berschrift1"/>
+      </w:pPr>
+      <w:r>
+        <w:lastRenderedPageBreak/>
+        <w:t>[</w:t>
+      </w:r>
+      <w:r>
+        <w:br/>
+        <w:t>\Delta\kappa_t</w:t>
+      </w:r>
+    </w:p>
+    <w:p>
+      <w:pPr>
+        <w:pStyle w:val="berschrift2"/>
+      </w:pPr>
+      <w:r>
+        <w:t>\kappa_{t+1}</w:t>
+      </w:r>
+    </w:p>
+    <w:p>
+      <w:pPr>
+        <w:pStyle w:val="StandardWeb"/>
+      </w:pPr>
+      <w:r>
+        <w:t>\kappa_t.</w:t>
+      </w:r>
+      <w:r>
+        <w:br/>
+        <w:t>]</w:t>
+      </w:r>
+    </w:p>
+    <w:p>
+      <w:pPr>
+        <w:pStyle w:val="StandardWeb"/>
+      </w:pPr>
+      <w:r>
+        <w:t xml:space="preserve">Word-LaTeX: </w:t>
+      </w:r>
+      <w:r>
+        <w:rPr>
+          <w:rStyle w:val="HTMLCode"/>
+        </w:rPr>
+        <w:t>\Delta\kappa_t=\kappa_{t+1}-\kappa_t</w:t>
+      </w:r>
+    </w:p>
+    <w:p>
+      <w:pPr>
+        <w:pStyle w:val="StandardWeb"/>
+      </w:pPr>
+      <w:r>
+        <w:t>Für</w:t>
+      </w:r>
+    </w:p>
+    <w:p>
+      <w:pPr>
+        <w:pStyle w:val="StandardWeb"/>
+      </w:pPr>
+      <w:r>
+        <w:t>[</w:t>
+      </w:r>
+      <w:r>
+        <w:br/>
+        <w:t>\Delta\kappa_t</w:t>
+      </w:r>
+    </w:p>
+    <w:p>
+      <w:pPr>
+        <w:pStyle w:val="StandardWeb"/>
+      </w:pPr>
+      <w:r>
+        <w:t>0</w:t>
+      </w:r>
+      <w:r>
+        <w:br/>
+        <w:t>]</w:t>
+      </w:r>
+    </w:p>
+    <w:p>
+      <w:pPr>
+        <w:pStyle w:val="StandardWeb"/>
+      </w:pPr>
+      <w:r>
+        <w:t xml:space="preserve">Word-LaTeX: </w:t>
+      </w:r>
+      <w:r>
+        <w:rPr>
+          <w:rStyle w:val="HTMLCode"/>
+        </w:rPr>
+        <w:t>\Delta\kappa_t&gt;0</w:t>
+      </w:r>
+    </w:p>
+    <w:p>
+      <w:pPr>
+        <w:pStyle w:val="StandardWeb"/>
+      </w:pPr>
+      <w:r>
+        <w:t>nimmt die Kohärenz zu. Für</w:t>
+      </w:r>
+    </w:p>
+    <w:p>
+      <w:pPr>
+        <w:pStyle w:val="StandardWeb"/>
+      </w:pPr>
+      <w:r>
+        <w:t>[</w:t>
+      </w:r>
+      <w:r>
+        <w:br/>
+        <w:t>\Delta\kappa_t</w:t>
+      </w:r>
+      <w:r>
+        <w:br/>
+        <w:t>&lt;</w:t>
+      </w:r>
+      <w:r>
+        <w:br/>
+        <w:t>0</w:t>
+      </w:r>
+      <w:r>
+        <w:br/>
+        <w:t>]</w:t>
+      </w:r>
+    </w:p>
+    <w:p>
+      <w:pPr>
+        <w:pStyle w:val="StandardWeb"/>
+      </w:pPr>
+      <w:r>
+        <w:t xml:space="preserve">Word-LaTeX: </w:t>
+      </w:r>
+      <w:r>
+        <w:rPr>
+          <w:rStyle w:val="HTMLCode"/>
+        </w:rPr>
+        <w:t>\Delta\kappa_t&lt;0</w:t>
+      </w:r>
+    </w:p>
+    <w:p>
+      <w:pPr>
+        <w:pStyle w:val="StandardWeb"/>
+      </w:pPr>
+      <w:r>
+        <w:t>nimmt sie ab.</w:t>
+      </w:r>
+    </w:p>
+    <w:p>
+      <w:pPr>
+        <w:pStyle w:val="StandardWeb"/>
+      </w:pPr>
+      <w:r>
+        <w:t>Damit kann das FRZK nicht nur Zustandsänderungen, sondern ebenso deren Bedeutung für die funktionale Tragfähigkeit eines Systems untersuchen.</w:t>
+      </w:r>
+    </w:p>
+    <w:p>
+      <w:pPr>
+        <w:pStyle w:val="berschrift3"/>
+      </w:pPr>
+      <w:r>
+        <w:t>Stabilität, Drift und Attraktoren</w:t>
+      </w:r>
+    </w:p>
+    <w:p>
+      <w:pPr>
+        <w:pStyle w:val="StandardWeb"/>
+      </w:pPr>
+      <w:r>
+        <w:t>Die Dynamik eines Systems wird nicht allein durch einzelne Übergänge bestimmt. Von besonderem Interesse ist, ob sich langfristig stabile, periodische oder divergente Entwicklungsmuster bilden.</w:t>
+      </w:r>
+    </w:p>
+    <w:p>
+      <w:pPr>
+        <w:pStyle w:val="StandardWeb"/>
+      </w:pPr>
+      <w:r>
+        <w:t>Ein Fixpunkt (Z^{*}) erfüllt:</w:t>
+      </w:r>
+    </w:p>
+    <w:p>
+      <w:pPr>
+        <w:pStyle w:val="berschrift1"/>
+      </w:pPr>
+      <w:r>
+        <w:t>[</w:t>
+      </w:r>
+      <w:r>
+        <w:br/>
+        <w:t>\mathcal{E}(Z^{*})</w:t>
+      </w:r>
+    </w:p>
+    <w:p>
+      <w:pPr>
+        <w:pStyle w:val="StandardWeb"/>
+      </w:pPr>
+      <w:r>
+        <w:lastRenderedPageBreak/>
+        <w:t>Z^{*}.</w:t>
+      </w:r>
+      <w:r>
+        <w:br/>
+        <w:t>]</w:t>
+      </w:r>
+    </w:p>
+    <w:p>
+      <w:pPr>
+        <w:pStyle w:val="StandardWeb"/>
+      </w:pPr>
+      <w:r>
+        <w:t xml:space="preserve">Word-LaTeX: </w:t>
+      </w:r>
+      <w:r>
+        <w:rPr>
+          <w:rStyle w:val="HTMLCode"/>
+        </w:rPr>
+        <w:t>\mathcal{E}(Z^{*})=Z^{*}</w:t>
+      </w:r>
+    </w:p>
+    <w:p>
+      <w:pPr>
+        <w:pStyle w:val="StandardWeb"/>
+      </w:pPr>
+      <w:r>
+        <w:t>Eine periodische Trajektorie der Periode (p) erfüllt:</w:t>
+      </w:r>
+    </w:p>
+    <w:p>
+      <w:pPr>
+        <w:pStyle w:val="berschrift1"/>
+      </w:pPr>
+      <w:r>
+        <w:t>[</w:t>
+      </w:r>
+      <w:r>
+        <w:br/>
+        <w:t>\mathcal{E}^{p}(Z)</w:t>
+      </w:r>
+    </w:p>
+    <w:p>
+      <w:pPr>
+        <w:pStyle w:val="StandardWeb"/>
+      </w:pPr>
+      <w:r>
+        <w:t>Z.</w:t>
+      </w:r>
+      <w:r>
+        <w:br/>
+        <w:t>]</w:t>
+      </w:r>
+    </w:p>
+    <w:p>
+      <w:pPr>
+        <w:pStyle w:val="StandardWeb"/>
+      </w:pPr>
+      <w:r>
+        <w:t xml:space="preserve">Word-LaTeX: </w:t>
+      </w:r>
+      <w:r>
+        <w:rPr>
+          <w:rStyle w:val="HTMLCode"/>
+        </w:rPr>
+        <w:t>\mathcal{E}^{p}(Z)=Z</w:t>
+      </w:r>
+    </w:p>
+    <w:p>
+      <w:pPr>
+        <w:pStyle w:val="StandardWeb"/>
+      </w:pPr>
+      <w:r>
+        <w:t>Ein Attraktor (\mathcal{A}) ist eine Zustandsmenge, der sich Trajektorien aus einem Einzugsgebiet annähern:</w:t>
+      </w:r>
+    </w:p>
+    <w:p>
+      <w:pPr>
+        <w:pStyle w:val="berschrift1"/>
+      </w:pPr>
+      <w:r>
+        <w:t>[</w:t>
+      </w:r>
+      <w:r>
+        <w:br/>
+        <w:t>\lim_{t\rightarrow\infty}</w:t>
+      </w:r>
+      <w:r>
+        <w:br/>
+        <w:t>d</w:t>
+      </w:r>
+      <w:r>
+        <w:br/>
+        <w:t>\bigl(</w:t>
+      </w:r>
+      <w:r>
+        <w:br/>
+        <w:t>Z_t,</w:t>
+      </w:r>
+      <w:r>
+        <w:br/>
+        <w:t>\mathcal{A}</w:t>
+      </w:r>
+      <w:r>
+        <w:br/>
+        <w:t>\bigr)</w:t>
+      </w:r>
+    </w:p>
+    <w:p>
+      <w:pPr>
+        <w:numPr>
+          <w:ilvl w:val="0"/>
+          <w:numId w:val="8"/>
+        </w:numPr>
+        <w:spacing w:before="100" w:beforeAutospacing="1" w:after="100" w:afterAutospacing="1"/>
+      </w:pPr>
+    </w:p>
+    <w:p>
+      <w:pPr>
+        <w:pStyle w:val="StandardWeb"/>
+      </w:pPr>
+      <w:r>
+        <w:t>]</w:t>
+      </w:r>
+    </w:p>
+    <w:p>
+      <w:pPr>
+        <w:pStyle w:val="StandardWeb"/>
+      </w:pPr>
+      <w:r>
+        <w:t xml:space="preserve">Word-LaTeX: </w:t>
+      </w:r>
+      <w:r>
+        <w:rPr>
+          <w:rStyle w:val="HTMLCode"/>
+        </w:rPr>
+        <w:t>\lim_{t\rightarrow\infty}d\bigl(Z_t,\mathcal{A}\bigr)=0</w:t>
+      </w:r>
+    </w:p>
+    <w:p>
+      <w:pPr>
+        <w:pStyle w:val="StandardWeb"/>
+      </w:pPr>
+      <w:r>
+        <w:t>Das zugehörige Einzugsgebiet lautet:</w:t>
+      </w:r>
+    </w:p>
+    <w:p>
+      <w:pPr>
+        <w:pStyle w:val="berschrift1"/>
+      </w:pPr>
+      <w:r>
+        <w:t>[</w:t>
+      </w:r>
+      <w:r>
+        <w:br/>
+        <w:t>\mathcal{B}(\mathcal{A})</w:t>
+      </w:r>
+    </w:p>
+    <w:p>
+      <w:pPr>
+        <w:pStyle w:val="berschrift1"/>
+      </w:pPr>
+      <w:r>
+        <w:t>\left{</w:t>
+      </w:r>
+      <w:r>
+        <w:br/>
+        <w:t>Z_0</w:t>
+      </w:r>
+      <w:r>
+        <w:br/>
+        <w:t>\in</w:t>
+      </w:r>
+      <w:r>
+        <w:br/>
+      </w:r>
+      <w:r>
+        <w:lastRenderedPageBreak/>
+        <w:t>\mathcal{Z}</w:t>
+      </w:r>
+      <w:r>
+        <w:br/>
+        <w:t>;\middle|;</w:t>
+      </w:r>
+      <w:r>
+        <w:br/>
+        <w:t>\lim_{t\rightarrow\infty}</w:t>
+      </w:r>
+      <w:r>
+        <w:br/>
+        <w:t>d</w:t>
+      </w:r>
+      <w:r>
+        <w:br/>
+        <w:t>\bigl(</w:t>
+      </w:r>
+      <w:r>
+        <w:br/>
+        <w:t>Z_t,</w:t>
+      </w:r>
+      <w:r>
+        <w:br/>
+        <w:t>\mathcal{A}</w:t>
+      </w:r>
+      <w:r>
+        <w:br/>
+        <w:t>\bigr)</w:t>
+      </w:r>
+    </w:p>
+    <w:p>
+      <w:pPr>
+        <w:pStyle w:val="StandardWeb"/>
+      </w:pPr>
+      <w:r>
+        <w:t>0</w:t>
+      </w:r>
+      <w:r>
+        <w:br/>
+        <w:t>\right}.</w:t>
+      </w:r>
+      <w:r>
+        <w:br/>
+        <w:t>]</w:t>
+      </w:r>
+    </w:p>
+    <w:p>
+      <w:pPr>
+        <w:pStyle w:val="StandardWeb"/>
+      </w:pPr>
+      <w:r>
+        <w:t xml:space="preserve">Word-LaTeX: </w:t>
+      </w:r>
+      <w:r>
+        <w:rPr>
+          <w:rStyle w:val="HTMLCode"/>
+        </w:rPr>
+        <w:t>\mathcal{B}(\mathcal{A})=\left\{Z_0\in\mathcal{Z}\;\middle|\;\lim_{t\rightarrow\infty}d\bigl(Z_t,\mathcal{A}\bigr)=0\right\}</w:t>
+      </w:r>
+    </w:p>
+    <w:p>
+      <w:pPr>
+        <w:pStyle w:val="StandardWeb"/>
+      </w:pPr>
+      <w:r>
+        <w:t>Die Drift eines Zustands kann durch</w:t>
+      </w:r>
+    </w:p>
+    <w:p>
+      <w:pPr>
+        <w:pStyle w:val="berschrift1"/>
+      </w:pPr>
+      <w:r>
+        <w:t>[</w:t>
+      </w:r>
+      <w:r>
+        <w:br/>
+        <w:t>\delta_t</w:t>
+      </w:r>
+    </w:p>
+    <w:p>
+      <w:pPr>
+        <w:pStyle w:val="StandardWeb"/>
+      </w:pPr>
+      <w:r>
+        <w:t>d</w:t>
+      </w:r>
+      <w:r>
+        <w:br/>
+        <w:t>\bigl(</w:t>
+      </w:r>
+      <w:r>
+        <w:br/>
+        <w:t>Z_t,</w:t>
+      </w:r>
+      <w:r>
+        <w:br/>
+        <w:t>Z_{\mathrm{ref}}</w:t>
+      </w:r>
+      <w:r>
+        <w:br/>
+        <w:t>\bigr)</w:t>
+      </w:r>
+      <w:r>
+        <w:br/>
+        <w:t>]</w:t>
+      </w:r>
+    </w:p>
+    <w:p>
+      <w:pPr>
+        <w:pStyle w:val="StandardWeb"/>
+      </w:pPr>
+      <w:r>
+        <w:t xml:space="preserve">Word-LaTeX: </w:t>
+      </w:r>
+      <w:r>
+        <w:rPr>
+          <w:rStyle w:val="HTMLCode"/>
+        </w:rPr>
+        <w:t>\delta_t=d\bigl(Z_t,Z_{\mathrm{ref}}\bigr)</w:t>
+      </w:r>
+    </w:p>
+    <w:p>
+      <w:pPr>
+        <w:pStyle w:val="StandardWeb"/>
+      </w:pPr>
+      <w:r>
+        <w:t>gegenüber einem Referenzzustand bestimmt werden.</w:t>
+      </w:r>
+    </w:p>
+    <w:p>
+      <w:pPr>
+        <w:pStyle w:val="StandardWeb"/>
+      </w:pPr>
+      <w:r>
+        <w:t>Eine zunehmende Drift muss nicht unmittelbar Instabilität bedeuten. Sie kann einen gerichteten Übergang zu einem neuen Attraktor anzeigen. Erst die gemeinsame Betrachtung von Drift, Kohärenz, Varianz und Zustandsstruktur erlaubt eine belastbare Interpretation.</w:t>
+      </w:r>
+    </w:p>
+    <w:p>
+      <w:pPr>
+        <w:pStyle w:val="berschrift3"/>
+      </w:pPr>
+      <w:r>
+        <w:t>Emergenz und Selbstorganisation</w:t>
+      </w:r>
+    </w:p>
+    <w:p>
+      <w:pPr>
+        <w:pStyle w:val="StandardWeb"/>
+      </w:pPr>
+      <w:r>
+        <w:t>Das FRZK ermöglicht eine formale Beschreibung emergenter Strukturen. Emergenz liegt vor, wenn eine globale Eigenschaft aus dem Zusammenwirken lokaler Einheiten und Operatoren entsteht, ohne mit einer einzelnen lokalen Wirkung identisch zu sein.</w:t>
+      </w:r>
+    </w:p>
+    <w:p>
+      <w:pPr>
+        <w:pStyle w:val="StandardWeb"/>
+      </w:pPr>
+      <w:r>
+        <w:lastRenderedPageBreak/>
+        <w:t>Für lokale Operatoren gilt:</w:t>
+      </w:r>
+    </w:p>
+    <w:p>
+      <w:pPr>
+        <w:pStyle w:val="berschrift1"/>
+      </w:pPr>
+      <w:r>
+        <w:t>[</w:t>
+      </w:r>
+      <w:r>
+        <w:br/>
+        <w:t>\mathcal{O}_{\mathrm{global}}</w:t>
+      </w:r>
+    </w:p>
+    <w:p>
+      <w:pPr>
+        <w:pStyle w:val="StandardWeb"/>
+      </w:pPr>
+      <w:r>
+        <w:t>\Phi</w:t>
+      </w:r>
+      <w:r>
+        <w:br/>
+        <w:t>\bigl(</w:t>
+      </w:r>
+      <w:r>
+        <w:br/>
+        <w:t>\mathcal{O}^{\mathrm{lok}}_1,</w:t>
+      </w:r>
+      <w:r>
+        <w:br/>
+        <w:t>\ldots,</w:t>
+      </w:r>
+      <w:r>
+        <w:br/>
+        <w:t>\mathcal{O}^{\mathrm{lok}}_m</w:t>
+      </w:r>
+      <w:r>
+        <w:br/>
+        <w:t>\bigr).</w:t>
+      </w:r>
+      <w:r>
+        <w:br/>
+        <w:t>]</w:t>
+      </w:r>
+    </w:p>
+    <w:p>
+      <w:pPr>
+        <w:pStyle w:val="StandardWeb"/>
+      </w:pPr>
+      <w:r>
+        <w:t xml:space="preserve">Word-LaTeX: </w:t>
+      </w:r>
+      <w:r>
+        <w:rPr>
+          <w:rStyle w:val="HTMLCode"/>
+        </w:rPr>
+        <w:t>\mathcal{O}_{\mathrm{global}}=\Phi\bigl(\mathcal{O}^{\mathrm{lok}}_1,\ldots,\mathcal{O}^{\mathrm{lok}}_m\bigr)</w:t>
+      </w:r>
+    </w:p>
+    <w:p>
+      <w:pPr>
+        <w:pStyle w:val="StandardWeb"/>
+      </w:pPr>
+      <w:r>
+        <w:t>Dabei gilt im Allgemeinen:</w:t>
+      </w:r>
+    </w:p>
+    <w:p>
+      <w:pPr>
+        <w:pStyle w:val="StandardWeb"/>
+      </w:pPr>
+      <w:r>
+        <w:t>[</w:t>
+      </w:r>
+      <w:r>
+        <w:br/>
+        <w:t>\mathcal{O}_{\mathrm{global}}</w:t>
+      </w:r>
+      <w:r>
+        <w:br/>
+        <w:t>\neq</w:t>
+      </w:r>
+      <w:r>
+        <w:br/>
+        <w:t>\mathcal{O}^{\mathrm{lok}}_i.</w:t>
+      </w:r>
+      <w:r>
+        <w:br/>
+        <w:t>]</w:t>
+      </w:r>
+    </w:p>
+    <w:p>
+      <w:pPr>
+        <w:pStyle w:val="StandardWeb"/>
+      </w:pPr>
+      <w:r>
+        <w:t xml:space="preserve">Word-LaTeX: </w:t>
+      </w:r>
+      <w:r>
+        <w:rPr>
+          <w:rStyle w:val="HTMLCode"/>
+        </w:rPr>
+        <w:t>\mathcal{O}_{\mathrm{global}}\neq\mathcal{O}^{\mathrm{lok}}_i</w:t>
+      </w:r>
+    </w:p>
+    <w:p>
+      <w:pPr>
+        <w:pStyle w:val="StandardWeb"/>
+      </w:pPr>
+      <w:r>
+        <w:t>Die globale Ordnung entsteht durch Kopplung, Rückkopplung und wiederholte Transformation.</w:t>
+      </w:r>
+    </w:p>
+    <w:p>
+      <w:pPr>
+        <w:pStyle w:val="StandardWeb"/>
+      </w:pPr>
+      <w:r>
+        <w:t>Selbstorganisation liegt vor, wenn sich eine tragfähige globale Struktur ohne einen einzelnen vollständig steuernden Zentraloperator bildet. Formal kann dies durch</w:t>
+      </w:r>
+    </w:p>
+    <w:p>
+      <w:pPr>
+        <w:pStyle w:val="berschrift1"/>
+      </w:pPr>
+      <w:r>
+        <w:t>[</w:t>
+      </w:r>
+      <w:r>
+        <w:br/>
+        <w:t>A_{t+1}</w:t>
+      </w:r>
+    </w:p>
+    <w:p>
+      <w:pPr>
+        <w:pStyle w:val="StandardWeb"/>
+      </w:pPr>
+      <w:r>
+        <w:t>\mathcal{G}</w:t>
+      </w:r>
+      <w:r>
+        <w:br/>
+        <w:t>\bigl(</w:t>
+      </w:r>
+      <w:r>
+        <w:br/>
+        <w:t>A_t,</w:t>
+      </w:r>
+      <w:r>
+        <w:br/>
+        <w:t>\mathbf{z}_t,</w:t>
+      </w:r>
+      <w:r>
+        <w:br/>
+        <w:t>\Omega_t</w:t>
+      </w:r>
+      <w:r>
+        <w:br/>
+        <w:t>\bigr)</w:t>
+      </w:r>
+      <w:r>
+        <w:br/>
+        <w:t>]</w:t>
+      </w:r>
+    </w:p>
+    <w:p>
+      <w:pPr>
+        <w:pStyle w:val="StandardWeb"/>
+      </w:pPr>
+      <w:r>
+        <w:t xml:space="preserve">Word-LaTeX: </w:t>
+      </w:r>
+      <w:r>
+        <w:rPr>
+          <w:rStyle w:val="HTMLCode"/>
+        </w:rPr>
+        <w:t>A_{t+1}=\mathcal{G}\bigl(A_t,\mathbf{z}_t,\Omega_t\bigr)</w:t>
+      </w:r>
+    </w:p>
+    <w:p>
+      <w:pPr>
+        <w:pStyle w:val="StandardWeb"/>
+      </w:pPr>
+      <w:r>
+        <w:t>beschrieben werden.</w:t>
+      </w:r>
+    </w:p>
+    <w:p>
+      <w:pPr>
+        <w:pStyle w:val="StandardWeb"/>
+      </w:pPr>
+      <w:r>
+        <w:lastRenderedPageBreak/>
+        <w:t>Die entstehende Ordnung ist nicht von außen vollständig vorgegeben. Sie geht aus der internen Dynamik hervor.</w:t>
+      </w:r>
+    </w:p>
+    <w:p>
+      <w:pPr>
+        <w:pStyle w:val="berschrift3"/>
+      </w:pPr>
+      <w:r>
+        <w:t>Bifurkationen und Kipppunkte</w:t>
+      </w:r>
+    </w:p>
+    <w:p>
+      <w:pPr>
+        <w:pStyle w:val="StandardWeb"/>
+      </w:pPr>
+      <w:r>
+        <w:t>Nichtlineare Systeme können bei kleinen Parameteränderungen qualitativ unterschiedliche Entwicklungen zeigen. Eine Bifurkation liegt vor, wenn sich die Struktur der langfristigen Dynamik bei einem kritischen Parameterwert verändert.</w:t>
+      </w:r>
+    </w:p>
+    <w:p>
+      <w:pPr>
+        <w:pStyle w:val="StandardWeb"/>
+      </w:pPr>
+      <w:r>
+        <w:t>Für einen Parameter (\mu) kann ein kritischer Wert (\mu_c) existieren, sodass</w:t>
+      </w:r>
+    </w:p>
+    <w:p>
+      <w:pPr>
+        <w:pStyle w:val="StandardWeb"/>
+      </w:pPr>
+      <w:r>
+        <w:t>[</w:t>
+      </w:r>
+      <w:r>
+        <w:br/>
+        <w:t>\mathcal{A}(\mu&lt;\mu_c)</w:t>
+      </w:r>
+      <w:r>
+        <w:br/>
+        <w:t>\neq</w:t>
+      </w:r>
+      <w:r>
+        <w:br/>
+        <w:t>\mathcal{A}(\mu&gt;\mu_c).</w:t>
+      </w:r>
+      <w:r>
+        <w:br/>
+        <w:t>]</w:t>
+      </w:r>
+    </w:p>
+    <w:p>
+      <w:pPr>
+        <w:pStyle w:val="StandardWeb"/>
+      </w:pPr>
+      <w:r>
+        <w:t xml:space="preserve">Word-LaTeX: </w:t>
+      </w:r>
+      <w:r>
+        <w:rPr>
+          <w:rStyle w:val="HTMLCode"/>
+        </w:rPr>
+        <w:t>\mathcal{A}(\mu&lt;\mu_c)\neq\mathcal{A}(\mu&gt;\mu_c)</w:t>
+      </w:r>
+    </w:p>
+    <w:p>
+      <w:pPr>
+        <w:pStyle w:val="StandardWeb"/>
+      </w:pPr>
+      <w:r>
+        <w:t>Ein Kipppunkt bezeichnet den Übergang, an dem das System seinen bisherigen Stabilitätsbereich verlässt und in einen anderen Entwicklungsbereich übergeht.</w:t>
+      </w:r>
+    </w:p>
+    <w:p>
+      <w:pPr>
+        <w:pStyle w:val="StandardWeb"/>
+      </w:pPr>
+      <w:r>
+        <w:t>Ein Frühwarnvektor kann durch</w:t>
+      </w:r>
+    </w:p>
+    <w:p>
+      <w:pPr>
+        <w:pStyle w:val="berschrift1"/>
+      </w:pPr>
+      <w:r>
+        <w:t>[</w:t>
+      </w:r>
+      <w:r>
+        <w:br/>
+        <w:t>\mathbf{E}_t</w:t>
+      </w:r>
+    </w:p>
+    <w:p>
+      <w:pPr>
+        <w:pStyle w:val="StandardWeb"/>
+      </w:pPr>
+      <w:r>
+        <w:t>\begin{pmatrix}</w:t>
+      </w:r>
+      <w:r>
+        <w:br/>
+        <w:t>\delta_t\</w:t>
+      </w:r>
+      <w:r>
+        <w:br/>
+        <w:t>\sigma_t^2\</w:t>
+      </w:r>
+      <w:r>
+        <w:br/>
+        <w:t>1-\kappa_t\</w:t>
+      </w:r>
+      <w:r>
+        <w:br/>
+        <w:t>\rho_t\</w:t>
+      </w:r>
+      <w:r>
+        <w:br/>
+        <w:t>\chi_t</w:t>
+      </w:r>
+      <w:r>
+        <w:br/>
+        <w:t>\end{pmatrix}</w:t>
+      </w:r>
+      <w:r>
+        <w:br/>
+        <w:t>]</w:t>
+      </w:r>
+    </w:p>
+    <w:p>
+      <w:pPr>
+        <w:pStyle w:val="StandardWeb"/>
+      </w:pPr>
+      <w:r>
+        <w:t xml:space="preserve">Word-LaTeX: </w:t>
+      </w:r>
+      <w:r>
+        <w:rPr>
+          <w:rStyle w:val="HTMLCode"/>
+        </w:rPr>
+        <w:t>\mathbf{E}_t=\begin{pmatrix}\delta_t\\\sigma_t^2\\1-\kappa_t\\\rho_t\\\chi_t\end{pmatrix}</w:t>
+      </w:r>
+    </w:p>
+    <w:p>
+      <w:pPr>
+        <w:pStyle w:val="StandardWeb"/>
+      </w:pPr>
+      <w:r>
+        <w:t>gebildet werden. Er verbindet Drift, Varianz, Kohärenzverlust, Autokorrelation und Wechselhäufigkeit.</w:t>
+      </w:r>
+    </w:p>
+    <w:p>
+      <w:pPr>
+        <w:pStyle w:val="StandardWeb"/>
+      </w:pPr>
+      <w:r>
+        <w:t>Ein kritischer Bereich kann durch</w:t>
+      </w:r>
+    </w:p>
+    <w:p>
+      <w:pPr>
+        <w:pStyle w:val="StandardWeb"/>
+      </w:pPr>
+      <w:r>
+        <w:t>[</w:t>
+      </w:r>
+      <w:r>
+        <w:br/>
+        <w:t>|\mathbf{E}</w:t>
+      </w:r>
+      <w:r>
+        <w:rPr>
+          <w:rStyle w:val="Hervorhebung"/>
+        </w:rPr>
+        <w:t>t|</w:t>
+      </w:r>
+      <w:r>
+        <w:rPr>
+          <w:i/>
+          <w:iCs/>
+        </w:rPr>
+        <w:br/>
+      </w:r>
+      <w:r>
+        <w:rPr>
+          <w:rStyle w:val="Hervorhebung"/>
+        </w:rPr>
+        <w:t>\geq</w:t>
+      </w:r>
+      <w:r>
+        <w:rPr>
+          <w:i/>
+          <w:iCs/>
+        </w:rPr>
+        <w:br/>
+      </w:r>
+      <w:r>
+        <w:rPr>
+          <w:rStyle w:val="Hervorhebung"/>
+        </w:rPr>
+        <w:t>\eta</w:t>
+      </w:r>
+      <w:r>
+        <w:t>{\mathrm{krit}}</w:t>
+      </w:r>
+      <w:r>
+        <w:br/>
+        <w:t>]</w:t>
+      </w:r>
+    </w:p>
+    <w:p>
+      <w:pPr>
+        <w:pStyle w:val="StandardWeb"/>
+      </w:pPr>
+      <w:r>
+        <w:lastRenderedPageBreak/>
+        <w:t xml:space="preserve">Word-LaTeX: </w:t>
+      </w:r>
+      <w:r>
+        <w:rPr>
+          <w:rStyle w:val="HTMLCode"/>
+        </w:rPr>
+        <w:t>\|\mathbf{E}_t\|\geq\eta_{\mathrm{krit}}</w:t>
+      </w:r>
+    </w:p>
+    <w:p>
+      <w:pPr>
+        <w:pStyle w:val="StandardWeb"/>
+      </w:pPr>
+      <w:r>
+        <w:t>gekennzeichnet werden.</w:t>
+      </w:r>
+    </w:p>
+    <w:p>
+      <w:pPr>
+        <w:pStyle w:val="StandardWeb"/>
+      </w:pPr>
+      <w:r>
+        <w:t>Die Überschreitung dieses Schwellenwertes beweist keinen bevorstehenden Kipppunkt. Sie markiert einen Zustand erhöhter Instabilitätswahrscheinlichkeit, der genauer untersucht werden muss.</w:t>
+      </w:r>
+    </w:p>
+    <w:p>
+      <w:pPr>
+        <w:pStyle w:val="berschrift3"/>
+      </w:pPr>
+      <w:r>
+        <w:t>Bedeutung der Skalarmultiplikation mit null</w:t>
+      </w:r>
+    </w:p>
+    <w:p>
+      <w:pPr>
+        <w:pStyle w:val="StandardWeb"/>
+      </w:pPr>
+      <w:r>
+        <w:t>Eine besondere Erweiterung des FRZK betrifft die Skalarmultiplikation eines gerichteten funktionalen Zustands mit null. In der klassischen Vektorrechnung gilt:</w:t>
+      </w:r>
+    </w:p>
+    <w:p>
+      <w:pPr>
+        <w:pStyle w:val="berschrift1"/>
+      </w:pPr>
+      <w:r>
+        <w:t>[</w:t>
+      </w:r>
+      <w:r>
+        <w:br/>
+        <w:t>0\mathbf{v}</w:t>
+      </w:r>
+    </w:p>
+    <w:p>
+      <w:pPr>
+        <w:pStyle w:val="StandardWeb"/>
+      </w:pPr>
+      <w:r>
+        <w:t>\mathbf{0}.</w:t>
+      </w:r>
+      <w:r>
+        <w:br/>
+        <w:t>]</w:t>
+      </w:r>
+    </w:p>
+    <w:p>
+      <w:pPr>
+        <w:pStyle w:val="StandardWeb"/>
+      </w:pPr>
+      <w:r>
+        <w:t xml:space="preserve">Word-LaTeX: </w:t>
+      </w:r>
+      <w:r>
+        <w:rPr>
+          <w:rStyle w:val="HTMLCode"/>
+        </w:rPr>
+        <w:t>0\mathbf{v}=\mathbf{0}</w:t>
+      </w:r>
+    </w:p>
+    <w:p>
+      <w:pPr>
+        <w:pStyle w:val="StandardWeb"/>
+      </w:pPr>
+      <w:r>
+        <w:t>Der Nullvektor besitzt keine definierte Richtung. Für das FRZK wurde jedoch zwischen dem Wert einer Wirkung und der gespeicherten Richtungsinformation unterschieden.</w:t>
+      </w:r>
+    </w:p>
+    <w:p>
+      <w:pPr>
+        <w:pStyle w:val="StandardWeb"/>
+      </w:pPr>
+      <w:r>
+        <w:t>Ein gerichteter funktionaler Zustand wird daher erweitert zu</w:t>
+      </w:r>
+    </w:p>
+    <w:p>
+      <w:pPr>
+        <w:pStyle w:val="berschrift1"/>
+      </w:pPr>
+      <w:r>
+        <w:t>[</w:t>
+      </w:r>
+      <w:r>
+        <w:br/>
+        <w:t>\widetilde{\mathbf{v}}</w:t>
+      </w:r>
+    </w:p>
+    <w:p>
+      <w:pPr>
+        <w:pStyle w:val="StandardWeb"/>
+      </w:pPr>
+      <w:r>
+        <w:t>\bigl(</w:t>
+      </w:r>
+      <w:r>
+        <w:br/>
+        <w:t>r,</w:t>
+      </w:r>
+      <w:r>
+        <w:br/>
+        <w:t>\widehat{\mathbf{v}},</w:t>
+      </w:r>
+      <w:r>
+        <w:br/>
+        <w:t>a</w:t>
+      </w:r>
+      <w:r>
+        <w:br/>
+        <w:t>\bigr),</w:t>
+      </w:r>
+      <w:r>
+        <w:br/>
+        <w:t>]</w:t>
+      </w:r>
+    </w:p>
+    <w:p>
+      <w:pPr>
+        <w:pStyle w:val="StandardWeb"/>
+      </w:pPr>
+      <w:r>
+        <w:t xml:space="preserve">Word-LaTeX: </w:t>
+      </w:r>
+      <w:r>
+        <w:rPr>
+          <w:rStyle w:val="HTMLCode"/>
+        </w:rPr>
+        <w:t>\widetilde{\mathbf{v}}=\bigl(r,\widehat{\mathbf{v}},a\bigr)</w:t>
+      </w:r>
+    </w:p>
+    <w:p>
+      <w:pPr>
+        <w:pStyle w:val="StandardWeb"/>
+      </w:pPr>
+      <w:r>
+        <w:t>wobei (r) den Betrag, (\widehat{\mathbf{v}}) die Richtungsinformation und (a) den Aktivitätsstatus bezeichnet.</w:t>
+      </w:r>
+    </w:p>
+    <w:p>
+      <w:pPr>
+        <w:pStyle w:val="StandardWeb"/>
+      </w:pPr>
+      <w:r>
+        <w:t>Die Multiplikation mit null wird als</w:t>
+      </w:r>
+    </w:p>
+    <w:p>
+      <w:pPr>
+        <w:pStyle w:val="berschrift1"/>
+      </w:pPr>
+      <w:r>
+        <w:t>[</w:t>
+      </w:r>
+      <w:r>
+        <w:br/>
+        <w:t>0</w:t>
+      </w:r>
+      <w:r>
+        <w:br/>
+      </w:r>
+      <w:r>
+        <w:lastRenderedPageBreak/>
+        <w:t>\odot</w:t>
+      </w:r>
+      <w:r>
+        <w:br/>
+        <w:t>\widetilde{\mathbf{v}}</w:t>
+      </w:r>
+    </w:p>
+    <w:p>
+      <w:pPr>
+        <w:pStyle w:val="StandardWeb"/>
+      </w:pPr>
+      <w:r>
+        <w:t>\bigl(</w:t>
+      </w:r>
+      <w:r>
+        <w:br/>
+        <w:t>0,</w:t>
+      </w:r>
+      <w:r>
+        <w:br/>
+        <w:t>\widehat{\mathbf{v}},</w:t>
+      </w:r>
+      <w:r>
+        <w:br/>
+        <w:t>0</w:t>
+      </w:r>
+      <w:r>
+        <w:br/>
+        <w:t>\bigr)</w:t>
+      </w:r>
+      <w:r>
+        <w:br/>
+        <w:t>]</w:t>
+      </w:r>
+    </w:p>
+    <w:p>
+      <w:pPr>
+        <w:pStyle w:val="StandardWeb"/>
+      </w:pPr>
+      <w:r>
+        <w:t xml:space="preserve">Word-LaTeX: </w:t>
+      </w:r>
+      <w:r>
+        <w:rPr>
+          <w:rStyle w:val="HTMLCode"/>
+        </w:rPr>
+        <w:t>0\odot\widetilde{\mathbf{v}}=\bigl(0,\widehat{\mathbf{v}},0\bigr)</w:t>
+      </w:r>
+    </w:p>
+    <w:p>
+      <w:pPr>
+        <w:pStyle w:val="StandardWeb"/>
+      </w:pPr>
+      <w:r>
+        <w:t>definiert.</w:t>
+      </w:r>
+    </w:p>
+    <w:p>
+      <w:pPr>
+        <w:pStyle w:val="StandardWeb"/>
+      </w:pPr>
+      <w:r>
+        <w:t>Die aktuelle Wirkung wird auf null gesetzt, während die zuvor bestimmte Richtungsinformation als Zustandsinformation erhalten bleibt. Eine vollständige Löschung erfolgt erst durch einen eigenen Nullungsoperator:</w:t>
+      </w:r>
+    </w:p>
+    <w:p>
+      <w:pPr>
+        <w:pStyle w:val="berschrift1"/>
+      </w:pPr>
+      <w:r>
+        <w:t>[</w:t>
+      </w:r>
+      <w:r>
+        <w:br/>
+        <w:t>\mathcal{N}</w:t>
+      </w:r>
+      <w:r>
+        <w:br/>
+        <w:t>\bigl(</w:t>
+      </w:r>
+      <w:r>
+        <w:br/>
+        <w:t>0,</w:t>
+      </w:r>
+      <w:r>
+        <w:br/>
+        <w:t>\widehat{\mathbf{v}},</w:t>
+      </w:r>
+      <w:r>
+        <w:br/>
+        <w:t>0</w:t>
+      </w:r>
+      <w:r>
+        <w:br/>
+        <w:t>\bigr)</w:t>
+      </w:r>
+    </w:p>
+    <w:p>
+      <w:pPr>
+        <w:pStyle w:val="StandardWeb"/>
+      </w:pPr>
+      <w:r>
+        <w:t>\bigl(</w:t>
+      </w:r>
+      <w:r>
+        <w:br/>
+        <w:t>0,</w:t>
+      </w:r>
+      <w:r>
+        <w:br/>
+        <w:t>\varnothing,</w:t>
+      </w:r>
+      <w:r>
+        <w:br/>
+        <w:t>0</w:t>
+      </w:r>
+      <w:r>
+        <w:br/>
+        <w:t>\bigr).</w:t>
+      </w:r>
+      <w:r>
+        <w:br/>
+        <w:t>]</w:t>
+      </w:r>
+    </w:p>
+    <w:p>
+      <w:pPr>
+        <w:pStyle w:val="StandardWeb"/>
+      </w:pPr>
+      <w:r>
+        <w:t xml:space="preserve">Word-LaTeX: </w:t>
+      </w:r>
+      <w:r>
+        <w:rPr>
+          <w:rStyle w:val="HTMLCode"/>
+        </w:rPr>
+        <w:t>\mathcal{N}\bigl(0,\widehat{\mathbf{v}},0\bigr)=\bigl(0,\varnothing,0\bigr)</w:t>
+      </w:r>
+    </w:p>
+    <w:p>
+      <w:pPr>
+        <w:pStyle w:val="StandardWeb"/>
+      </w:pPr>
+      <w:r>
+        <w:t>Diese Erweiterung verändert nicht die klassische Algebra. Sie definiert einen erweiterten funktionalen Zustandsraum, in dem Wirkungslosigkeit und Informationsverlust voneinander unterschieden werden.</w:t>
+      </w:r>
+    </w:p>
+    <w:p>
+      <w:pPr>
+        <w:pStyle w:val="berschrift3"/>
+      </w:pPr>
+      <w:r>
+        <w:t>Axiomatische Schließung</w:t>
+      </w:r>
+    </w:p>
+    <w:p>
+      <w:pPr>
+        <w:pStyle w:val="StandardWeb"/>
+      </w:pPr>
+      <w:r>
+        <w:lastRenderedPageBreak/>
+        <w:t>Die begrifflichen und mathematischen Setzungen des FRZK wurden in einem Axiomensystem zusammengeführt. Die Axiome bestimmen die zulässigen Grundstrukturen des Systems.</w:t>
+      </w:r>
+    </w:p>
+    <w:p>
+      <w:pPr>
+        <w:pStyle w:val="StandardWeb"/>
+      </w:pPr>
+      <w:r>
+        <w:t>Die axiomatische Basis wird durch</w:t>
+      </w:r>
+    </w:p>
+    <w:p>
+      <w:pPr>
+        <w:pStyle w:val="berschrift1"/>
+      </w:pPr>
+      <w:r>
+        <w:t>[</w:t>
+      </w:r>
+      <w:r>
+        <w:br/>
+        <w:t>\mathcal{A}_{\mathrm{FRZK}}</w:t>
+      </w:r>
+    </w:p>
+    <w:p>
+      <w:pPr>
+        <w:pStyle w:val="StandardWeb"/>
+      </w:pPr>
+      <w:r>
+        <w:t>{</w:t>
+      </w:r>
+      <w:r>
+        <w:br/>
+        <w:t>A_1,</w:t>
+      </w:r>
+      <w:r>
+        <w:br/>
+        <w:t>A_2,</w:t>
+      </w:r>
+      <w:r>
+        <w:br/>
+        <w:t>\ldots,</w:t>
+      </w:r>
+      <w:r>
+        <w:br/>
+        <w:t>A_n</w:t>
+      </w:r>
+      <w:r>
+        <w:br/>
+        <w:t>}</w:t>
+      </w:r>
+      <w:r>
+        <w:br/>
+        <w:t>]</w:t>
+      </w:r>
+    </w:p>
+    <w:p>
+      <w:pPr>
+        <w:pStyle w:val="StandardWeb"/>
+      </w:pPr>
+      <w:r>
+        <w:t xml:space="preserve">Word-LaTeX: </w:t>
+      </w:r>
+      <w:r>
+        <w:rPr>
+          <w:rStyle w:val="HTMLCode"/>
+        </w:rPr>
+        <w:t>\mathcal{A}_{\mathrm{FRZK}}=\{A_1,A_2,\ldots,A_n\}</w:t>
+      </w:r>
+    </w:p>
+    <w:p>
+      <w:pPr>
+        <w:pStyle w:val="StandardWeb"/>
+      </w:pPr>
+      <w:r>
+        <w:t>beschrieben.</w:t>
+      </w:r>
+    </w:p>
+    <w:p>
+      <w:pPr>
+        <w:pStyle w:val="StandardWeb"/>
+      </w:pPr>
+      <w:r>
+        <w:t>Aus den Axiomen, Definitionen und zulässigen Schlussregeln entsteht die Theorie:</w:t>
+      </w:r>
+    </w:p>
+    <w:p>
+      <w:pPr>
+        <w:pStyle w:val="berschrift1"/>
+      </w:pPr>
+      <w:r>
+        <w:t>[</w:t>
+      </w:r>
+      <w:r>
+        <w:br/>
+        <w:t>\mathcal{T}_{\mathrm{FRZK}}</w:t>
+      </w:r>
+    </w:p>
+    <w:p>
+      <w:pPr>
+        <w:pStyle w:val="StandardWeb"/>
+      </w:pPr>
+      <w:r>
+        <w:t>\operatorname{Cn}</w:t>
+      </w:r>
+      <w:r>
+        <w:br/>
+        <w:t>\bigl(</w:t>
+      </w:r>
+      <w:r>
+        <w:br/>
+        <w:t>\mathcal{A}</w:t>
+      </w:r>
+      <w:r>
+        <w:rPr>
+          <w:rStyle w:val="Hervorhebung"/>
+        </w:rPr>
+        <w:t>{\mathrm{FRZK}}</w:t>
+      </w:r>
+      <w:r>
+        <w:rPr>
+          <w:i/>
+          <w:iCs/>
+        </w:rPr>
+        <w:br/>
+      </w:r>
+      <w:r>
+        <w:rPr>
+          <w:rStyle w:val="Hervorhebung"/>
+        </w:rPr>
+        <w:t>\cup</w:t>
+      </w:r>
+      <w:r>
+        <w:rPr>
+          <w:i/>
+          <w:iCs/>
+        </w:rPr>
+        <w:br/>
+      </w:r>
+      <w:r>
+        <w:rPr>
+          <w:rStyle w:val="Hervorhebung"/>
+        </w:rPr>
+        <w:t>\mathcal{D}</w:t>
+      </w:r>
+      <w:r>
+        <w:t>{\mathrm{FRZK}}</w:t>
+      </w:r>
+      <w:r>
+        <w:br/>
+        <w:t>\bigr).</w:t>
+      </w:r>
+      <w:r>
+        <w:br/>
+        <w:t>]</w:t>
+      </w:r>
+    </w:p>
+    <w:p>
+      <w:pPr>
+        <w:pStyle w:val="StandardWeb"/>
+      </w:pPr>
+      <w:r>
+        <w:t xml:space="preserve">Word-LaTeX: </w:t>
+      </w:r>
+      <w:r>
+        <w:rPr>
+          <w:rStyle w:val="HTMLCode"/>
+        </w:rPr>
+        <w:t>\mathcal{T}_{\mathrm{FRZK}}=\operatorname{Cn}\bigl(\mathcal{A}_{\mathrm{FRZK}}\cup\mathcal{D}_{\mathrm{FRZK}}\bigr)</w:t>
+      </w:r>
+    </w:p>
+    <w:p>
+      <w:pPr>
+        <w:pStyle w:val="StandardWeb"/>
+      </w:pPr>
+      <w:r>
+        <w:t>(\operatorname{Cn}) bezeichnet den deduktiven Abschluss unter den verwendeten Schlussregeln.</w:t>
+      </w:r>
+    </w:p>
+    <w:p>
+      <w:pPr>
+        <w:pStyle w:val="StandardWeb"/>
+      </w:pPr>
+      <w:r>
+        <w:t>Die Schließung bedeutet nicht, dass das FRZK nicht mehr erweitert werden kann. Sie bedeutet, dass die gegenwärtige Fassung einen ausgewiesenen Bestand an Axiomen, Definitionen und Folgerungen besitzt.</w:t>
+      </w:r>
+    </w:p>
+    <w:p>
+      <w:pPr>
+        <w:pStyle w:val="StandardWeb"/>
+      </w:pPr>
+      <w:r>
+        <w:t>Eine Erweiterung (\mathcal{A}^{+}) ist zulässig, wenn sie die bestehende Theorie nicht widersprüchlich macht:</w:t>
+      </w:r>
+    </w:p>
+    <w:p>
+      <w:pPr>
+        <w:pStyle w:val="StandardWeb"/>
+      </w:pPr>
+      <w:r>
+        <w:lastRenderedPageBreak/>
+        <w:t>[</w:t>
+      </w:r>
+      <w:r>
+        <w:br/>
+        <w:t>\mathcal{A}_{\mathrm{FRZK}}</w:t>
+      </w:r>
+      <w:r>
+        <w:br/>
+        <w:t>\cup</w:t>
+      </w:r>
+      <w:r>
+        <w:br/>
+        <w:t>\mathcal{A}^{+}</w:t>
+      </w:r>
+      <w:r>
+        <w:br/>
+        <w:t>\not\vdash</w:t>
+      </w:r>
+      <w:r>
+        <w:br/>
+        <w:t>\bot.</w:t>
+      </w:r>
+      <w:r>
+        <w:br/>
+        <w:t>]</w:t>
+      </w:r>
+    </w:p>
+    <w:p>
+      <w:pPr>
+        <w:pStyle w:val="StandardWeb"/>
+      </w:pPr>
+      <w:r>
+        <w:t xml:space="preserve">Word-LaTeX: </w:t>
+      </w:r>
+      <w:r>
+        <w:rPr>
+          <w:rStyle w:val="HTMLCode"/>
+        </w:rPr>
+        <w:t>\mathcal{A}_{\mathrm{FRZK}}\cup\mathcal{A}^{+}\not\vdash\bot</w:t>
+      </w:r>
+    </w:p>
+    <w:p>
+      <w:pPr>
+        <w:pStyle w:val="StandardWeb"/>
+      </w:pPr>
+      <w:r>
+        <w:t>Damit bleibt das System prinzipiell erweiterbar, ohne seine bisherige Struktur beliebig aufzulösen.</w:t>
+      </w:r>
+    </w:p>
+    <w:p>
+      <w:pPr>
+        <w:pStyle w:val="berschrift3"/>
+      </w:pPr>
+      <w:r>
+        <w:t>Mathematische Rekonstruktion</w:t>
+      </w:r>
+    </w:p>
+    <w:p>
+      <w:pPr>
+        <w:pStyle w:val="StandardWeb"/>
+      </w:pPr>
+      <w:r>
+        <w:t>Die mathematische Rekonstruktion verbindet die abstrakten Grundbegriffe mit berechenbaren Strukturen. Der vollständige Systemzustand kann durch</w:t>
+      </w:r>
+    </w:p>
+    <w:p>
+      <w:pPr>
+        <w:pStyle w:val="berschrift1"/>
+      </w:pPr>
+      <w:r>
+        <w:t>[</w:t>
+      </w:r>
+      <w:r>
+        <w:br/>
+        <w:t>Z_t</w:t>
+      </w:r>
+    </w:p>
+    <w:p>
+      <w:pPr>
+        <w:pStyle w:val="StandardWeb"/>
+      </w:pPr>
+      <w:r>
+        <w:t>\bigl(</w:t>
+      </w:r>
+      <w:r>
+        <w:br/>
+        <w:t>\mathbf{z}_t,</w:t>
+      </w:r>
+      <w:r>
+        <w:br/>
+        <w:t>A_t,</w:t>
+      </w:r>
+      <w:r>
+        <w:br/>
+        <w:t>\Omega_t,</w:t>
+      </w:r>
+      <w:r>
+        <w:br/>
+        <w:t>\kappa_t</w:t>
+      </w:r>
+      <w:r>
+        <w:br/>
+        <w:t>\bigr)</w:t>
+      </w:r>
+      <w:r>
+        <w:br/>
+        <w:t>]</w:t>
+      </w:r>
+    </w:p>
+    <w:p>
+      <w:pPr>
+        <w:pStyle w:val="StandardWeb"/>
+      </w:pPr>
+      <w:r>
+        <w:t xml:space="preserve">Word-LaTeX: </w:t>
+      </w:r>
+      <w:r>
+        <w:rPr>
+          <w:rStyle w:val="HTMLCode"/>
+        </w:rPr>
+        <w:t>Z_t=\bigl(\mathbf{z}_t,A_t,\Omega_t,\kappa_t\bigr)</w:t>
+      </w:r>
+    </w:p>
+    <w:p>
+      <w:pPr>
+        <w:pStyle w:val="StandardWeb"/>
+      </w:pPr>
+      <w:r>
+        <w:t>beschrieben werden.</w:t>
+      </w:r>
+    </w:p>
+    <w:p>
+      <w:pPr>
+        <w:pStyle w:val="StandardWeb"/>
+      </w:pPr>
+      <w:r>
+        <w:t>Die Entwicklung lautet:</w:t>
+      </w:r>
+    </w:p>
+    <w:p>
+      <w:pPr>
+        <w:pStyle w:val="berschrift1"/>
+      </w:pPr>
+      <w:r>
+        <w:t>[</w:t>
+      </w:r>
+      <w:r>
+        <w:br/>
+        <w:t>Z_{t+1}</w:t>
+      </w:r>
+    </w:p>
+    <w:p>
+      <w:pPr>
+        <w:pStyle w:val="StandardWeb"/>
+      </w:pPr>
+      <w:r>
+        <w:t>\mathcal{E}</w:t>
+      </w:r>
+      <w:r>
+        <w:br/>
+        <w:t>\bigl(</w:t>
+      </w:r>
+      <w:r>
+        <w:br/>
+        <w:t>Z_t;</w:t>
+      </w:r>
+      <w:r>
+        <w:br/>
+        <w:t>\boldsymbol{\theta}</w:t>
+      </w:r>
+      <w:r>
+        <w:br/>
+        <w:t>\bigr).</w:t>
+      </w:r>
+      <w:r>
+        <w:br/>
+        <w:t>]</w:t>
+      </w:r>
+    </w:p>
+    <w:p>
+      <w:pPr>
+        <w:pStyle w:val="StandardWeb"/>
+      </w:pPr>
+      <w:r>
+        <w:t xml:space="preserve">Word-LaTeX: </w:t>
+      </w:r>
+      <w:r>
+        <w:rPr>
+          <w:rStyle w:val="HTMLCode"/>
+        </w:rPr>
+        <w:t>Z_{t+1}=\mathcal{E}\bigl(Z_t;\boldsymbol{\theta}\bigr)</w:t>
+      </w:r>
+    </w:p>
+    <w:p>
+      <w:pPr>
+        <w:pStyle w:val="StandardWeb"/>
+      </w:pPr>
+      <w:r>
+        <w:lastRenderedPageBreak/>
+        <w:t>Die daraus erzeugte Trajektorie ist</w:t>
+      </w:r>
+    </w:p>
+    <w:p>
+      <w:pPr>
+        <w:pStyle w:val="berschrift1"/>
+      </w:pPr>
+      <w:r>
+        <w:t>[</w:t>
+      </w:r>
+      <w:r>
+        <w:br/>
+        <w:t>\Gamma_T</w:t>
+      </w:r>
+    </w:p>
+    <w:p>
+      <w:pPr>
+        <w:pStyle w:val="StandardWeb"/>
+      </w:pPr>
+      <w:r>
+        <w:t>{</w:t>
+      </w:r>
+      <w:r>
+        <w:br/>
+        <w:t>Z_0,</w:t>
+      </w:r>
+      <w:r>
+        <w:br/>
+        <w:t>Z_1,</w:t>
+      </w:r>
+      <w:r>
+        <w:br/>
+        <w:t>\ldots,</w:t>
+      </w:r>
+      <w:r>
+        <w:br/>
+        <w:t>Z_T</w:t>
+      </w:r>
+      <w:r>
+        <w:br/>
+        <w:t>}.</w:t>
+      </w:r>
+      <w:r>
+        <w:br/>
+        <w:t>]</w:t>
+      </w:r>
+    </w:p>
+    <w:p>
+      <w:pPr>
+        <w:pStyle w:val="StandardWeb"/>
+      </w:pPr>
+      <w:r>
+        <w:t xml:space="preserve">Word-LaTeX: </w:t>
+      </w:r>
+      <w:r>
+        <w:rPr>
+          <w:rStyle w:val="HTMLCode"/>
+        </w:rPr>
+        <w:t>\Gamma_T=\{Z_0,Z_1,\ldots,Z_T\}</w:t>
+      </w:r>
+    </w:p>
+    <w:p>
+      <w:pPr>
+        <w:pStyle w:val="StandardWeb"/>
+      </w:pPr>
+      <w:r>
+        <w:t>Diese Struktur ermöglicht die Untersuchung stabiler Zustände, Übergänge, Attraktoren, Kohärenzverläufe, Sensitivitäten und emergenter Ordnungen.</w:t>
+      </w:r>
+    </w:p>
+    <w:p>
+      <w:pPr>
+        <w:pStyle w:val="berschrift3"/>
+      </w:pPr>
+      <w:r>
+        <w:t>Simulation und wissenschaftliche Prüfung</w:t>
+      </w:r>
+    </w:p>
+    <w:p>
+      <w:pPr>
+        <w:pStyle w:val="StandardWeb"/>
+      </w:pPr>
+      <w:r>
+        <w:t>Die Simulation dient im FRZK als mathematischer Prüfstein. Sie ersetzt weder den Beweis noch die empirische Untersuchung. Sie prüft jedoch, ob die mathematischen Setzungen widerspruchsfrei implementiert und unter definierten Bedingungen ausgeführt werden können.</w:t>
+      </w:r>
+    </w:p>
+    <w:p>
+      <w:pPr>
+        <w:pStyle w:val="StandardWeb"/>
+      </w:pPr>
+      <w:r>
+        <w:t>Der wissenschaftliche Ablauf lautet:</w:t>
+      </w:r>
+    </w:p>
+    <w:p>
+      <w:pPr>
+        <w:pStyle w:val="StandardWeb"/>
+      </w:pPr>
+      <w:r>
+        <w:t>[</w:t>
+      </w:r>
+      <w:r>
+        <w:br/>
+        <w:t>\text{Axiom}</w:t>
+      </w:r>
+      <w:r>
+        <w:br/>
+        <w:t>\rightarrow</w:t>
+      </w:r>
+      <w:r>
+        <w:br/>
+        <w:t>\text{Definition}</w:t>
+      </w:r>
+      <w:r>
+        <w:br/>
+        <w:t>\rightarrow</w:t>
+      </w:r>
+      <w:r>
+        <w:br/>
+        <w:t>\text{Modell}</w:t>
+      </w:r>
+      <w:r>
+        <w:br/>
+        <w:t>\rightarrow</w:t>
+      </w:r>
+      <w:r>
+        <w:br/>
+        <w:t>\text{Implementierung}</w:t>
+      </w:r>
+      <w:r>
+        <w:br/>
+        <w:t>\rightarrow</w:t>
+      </w:r>
+      <w:r>
+        <w:br/>
+        <w:t>\text{Simulation}</w:t>
+      </w:r>
+      <w:r>
+        <w:br/>
+        <w:t>\rightarrow</w:t>
+      </w:r>
+      <w:r>
+        <w:br/>
+        <w:t>\text{Auswertung}.</w:t>
+      </w:r>
+      <w:r>
+        <w:br/>
+        <w:t>]</w:t>
+      </w:r>
+    </w:p>
+    <w:p>
+      <w:pPr>
+        <w:pStyle w:val="StandardWeb"/>
+      </w:pPr>
+      <w:r>
+        <w:t xml:space="preserve">Word-LaTeX: </w:t>
+      </w:r>
+      <w:r>
+        <w:rPr>
+          <w:rStyle w:val="HTMLCode"/>
+        </w:rPr>
+        <w:t>\text{Axiom}\rightarrow\text{Definition}\rightarrow\text{Modell}\rightarrow\text{Implementierung}\rightarrow\text{Simulation}\rightarrow\text{Auswertung}</w:t>
+      </w:r>
+    </w:p>
+    <w:p>
+      <w:pPr>
+        <w:pStyle w:val="StandardWeb"/>
+      </w:pPr>
+      <w:r>
+        <w:t>Die Implementierungsabweichung wird durch</w:t>
+      </w:r>
+    </w:p>
+    <w:p>
+      <w:pPr>
+        <w:pStyle w:val="berschrift1"/>
+      </w:pPr>
+      <w:r>
+        <w:lastRenderedPageBreak/>
+        <w:t>[</w:t>
+      </w:r>
+      <w:r>
+        <w:br/>
+        <w:t>\varepsilon_t</w:t>
+      </w:r>
+    </w:p>
+    <w:p>
+      <w:pPr>
+        <w:pStyle w:val="StandardWeb"/>
+      </w:pPr>
+      <w:r>
+        <w:t>d</w:t>
+      </w:r>
+      <w:r>
+        <w:br/>
+        <w:t>\bigl(</w:t>
+      </w:r>
+      <w:r>
+        <w:br/>
+        <w:t>Z_t^{\mathrm{math}},</w:t>
+      </w:r>
+      <w:r>
+        <w:br/>
+        <w:t>Z_t^{\mathrm{num}}</w:t>
+      </w:r>
+      <w:r>
+        <w:br/>
+        <w:t>\bigr)</w:t>
+      </w:r>
+      <w:r>
+        <w:br/>
+        <w:t>]</w:t>
+      </w:r>
+    </w:p>
+    <w:p>
+      <w:pPr>
+        <w:pStyle w:val="StandardWeb"/>
+      </w:pPr>
+      <w:r>
+        <w:t xml:space="preserve">Word-LaTeX: </w:t>
+      </w:r>
+      <w:r>
+        <w:rPr>
+          <w:rStyle w:val="HTMLCode"/>
+        </w:rPr>
+        <w:t>\varepsilon_t=d\bigl(Z_t^{\mathrm{math}},Z_t^{\mathrm{num}}\bigr)</w:t>
+      </w:r>
+    </w:p>
+    <w:p>
+      <w:pPr>
+        <w:pStyle w:val="StandardWeb"/>
+      </w:pPr>
+      <w:r>
+        <w:t>bestimmt.</w:t>
+      </w:r>
+    </w:p>
+    <w:p>
+      <w:pPr>
+        <w:pStyle w:val="StandardWeb"/>
+      </w:pPr>
+      <w:r>
+        <w:t>Für eine korrekte Implementierung muss gelten:</w:t>
+      </w:r>
+    </w:p>
+    <w:p>
+      <w:pPr>
+        <w:pStyle w:val="StandardWeb"/>
+      </w:pPr>
+      <w:r>
+        <w:t>[</w:t>
+      </w:r>
+      <w:r>
+        <w:br/>
+        <w:t>\varepsilon_t</w:t>
+      </w:r>
+      <w:r>
+        <w:br/>
+        <w:t>\leq</w:t>
+      </w:r>
+      <w:r>
+        <w:br/>
+        <w:t>\varepsilon_{\max}.</w:t>
+      </w:r>
+      <w:r>
+        <w:br/>
+        <w:t>]</w:t>
+      </w:r>
+    </w:p>
+    <w:p>
+      <w:pPr>
+        <w:pStyle w:val="StandardWeb"/>
+      </w:pPr>
+      <w:r>
+        <w:t xml:space="preserve">Word-LaTeX: </w:t>
+      </w:r>
+      <w:r>
+        <w:rPr>
+          <w:rStyle w:val="HTMLCode"/>
+        </w:rPr>
+        <w:t>\varepsilon_t\leq\varepsilon_{\max}</w:t>
+      </w:r>
+    </w:p>
+    <w:p>
+      <w:pPr>
+        <w:pStyle w:val="StandardWeb"/>
+      </w:pPr>
+      <w:r>
+        <w:t>Eine Parameterstudie untersucht die Menge</w:t>
+      </w:r>
+    </w:p>
+    <w:p>
+      <w:pPr>
+        <w:pStyle w:val="berschrift1"/>
+      </w:pPr>
+      <w:r>
+        <w:t>[</w:t>
+      </w:r>
+      <w:r>
+        <w:br/>
+        <w:t>\Theta_{\mathrm{test}}</w:t>
+      </w:r>
+    </w:p>
+    <w:p>
+      <w:pPr>
+        <w:pStyle w:val="StandardWeb"/>
+      </w:pPr>
+      <w:r>
+        <w:t>{</w:t>
+      </w:r>
+      <w:r>
+        <w:br/>
+        <w:t>\boldsymbol{\theta}^{(1)},</w:t>
+      </w:r>
+      <w:r>
+        <w:br/>
+        <w:t>\ldots,</w:t>
+      </w:r>
+      <w:r>
+        <w:br/>
+        <w:t>\boldsymbol{\theta}^{(N)}</w:t>
+      </w:r>
+      <w:r>
+        <w:br/>
+        <w:t>}.</w:t>
+      </w:r>
+      <w:r>
+        <w:br/>
+        <w:t>]</w:t>
+      </w:r>
+    </w:p>
+    <w:p>
+      <w:pPr>
+        <w:pStyle w:val="StandardWeb"/>
+      </w:pPr>
+      <w:r>
+        <w:t xml:space="preserve">Word-LaTeX: </w:t>
+      </w:r>
+      <w:r>
+        <w:rPr>
+          <w:rStyle w:val="HTMLCode"/>
+        </w:rPr>
+        <w:t>\Theta_{\mathrm{test}}=\{\boldsymbol{\theta}^{(1)},\ldots,\boldsymbol{\theta}^{(N)}\}</w:t>
+      </w:r>
+    </w:p>
+    <w:p>
+      <w:pPr>
+        <w:pStyle w:val="StandardWeb"/>
+      </w:pPr>
+      <w:r>
+        <w:t>Für jede Parametrisierung entsteht eine Trajektorie:</w:t>
+      </w:r>
+    </w:p>
+    <w:p>
+      <w:pPr>
+        <w:pStyle w:val="berschrift1"/>
+      </w:pPr>
+      <w:r>
+        <w:t>[</w:t>
+      </w:r>
+      <w:r>
+        <w:br/>
+        <w:t>\Gamma_T^{(n)}</w:t>
+      </w:r>
+    </w:p>
+    <w:p>
+      <w:pPr>
+        <w:pStyle w:val="StandardWeb"/>
+      </w:pPr>
+      <w:r>
+        <w:lastRenderedPageBreak/>
+        <w:t>\Gamma_T</w:t>
+      </w:r>
+      <w:r>
+        <w:br/>
+        <w:t>\bigl(</w:t>
+      </w:r>
+      <w:r>
+        <w:br/>
+        <w:t>Z_0,</w:t>
+      </w:r>
+      <w:r>
+        <w:br/>
+        <w:t>\boldsymbol{\theta}^{(n)}</w:t>
+      </w:r>
+      <w:r>
+        <w:br/>
+        <w:t>\bigr).</w:t>
+      </w:r>
+      <w:r>
+        <w:br/>
+        <w:t>]</w:t>
+      </w:r>
+    </w:p>
+    <w:p>
+      <w:pPr>
+        <w:pStyle w:val="StandardWeb"/>
+      </w:pPr>
+      <w:r>
+        <w:t xml:space="preserve">Word-LaTeX: </w:t>
+      </w:r>
+      <w:r>
+        <w:rPr>
+          <w:rStyle w:val="HTMLCode"/>
+        </w:rPr>
+        <w:t>\Gamma_T^{(n)}=\Gamma_T\bigl(Z_0,\boldsymbol{\theta}^{(n)}\bigr)</w:t>
+      </w:r>
+    </w:p>
+    <w:p>
+      <w:pPr>
+        <w:pStyle w:val="StandardWeb"/>
+      </w:pPr>
+      <w:r>
+        <w:t>Simulationen ermöglichen damit eine systematische Untersuchung der Dynamik. Ihre Ergebnisse gelten jedoch ausschließlich innerhalb des untersuchten Modell- und Parameterbereichs.</w:t>
+      </w:r>
+    </w:p>
+    <w:p>
+      <w:pPr>
+        <w:pStyle w:val="berschrift3"/>
+      </w:pPr>
+      <w:r>
+        <w:t>Verifikation, Validierung und empirische Anschlussfähigkeit</w:t>
+      </w:r>
+    </w:p>
+    <w:p>
+      <w:pPr>
+        <w:pStyle w:val="StandardWeb"/>
+      </w:pPr>
+      <w:r>
+        <w:t>Das FRZK unterscheidet zwischen Verifikation und Validierung.</w:t>
+      </w:r>
+    </w:p>
+    <w:p>
+      <w:pPr>
+        <w:pStyle w:val="StandardWeb"/>
+      </w:pPr>
+      <w:r>
+        <w:t>Verifikation prüft:</w:t>
+      </w:r>
+    </w:p>
+    <w:p>
+      <w:pPr>
+        <w:pStyle w:val="StandardWeb"/>
+      </w:pPr>
+      <w:r>
+        <w:t>[</w:t>
+      </w:r>
+      <w:r>
+        <w:br/>
+        <w:t>\widehat{\mathcal{E}}</w:t>
+      </w:r>
+      <w:r>
+        <w:br/>
+        <w:t>\approx</w:t>
+      </w:r>
+      <w:r>
+        <w:br/>
+        <w:t>\mathcal{E}.</w:t>
+      </w:r>
+      <w:r>
+        <w:br/>
+        <w:t>]</w:t>
+      </w:r>
+    </w:p>
+    <w:p>
+      <w:pPr>
+        <w:pStyle w:val="StandardWeb"/>
+      </w:pPr>
+      <w:r>
+        <w:t xml:space="preserve">Word-LaTeX: </w:t>
+      </w:r>
+      <w:r>
+        <w:rPr>
+          <w:rStyle w:val="HTMLCode"/>
+        </w:rPr>
+        <w:t>\widehat{\mathcal{E}}\approx\mathcal{E}</w:t>
+      </w:r>
+    </w:p>
+    <w:p>
+      <w:pPr>
+        <w:pStyle w:val="StandardWeb"/>
+      </w:pPr>
+      <w:r>
+        <w:t>Die technische Implementierung soll das mathematische Modell korrekt berechnen.</w:t>
+      </w:r>
+    </w:p>
+    <w:p>
+      <w:pPr>
+        <w:pStyle w:val="StandardWeb"/>
+      </w:pPr>
+      <w:r>
+        <w:t>Validierung prüft:</w:t>
+      </w:r>
+    </w:p>
+    <w:p>
+      <w:pPr>
+        <w:pStyle w:val="StandardWeb"/>
+      </w:pPr>
+      <w:r>
+        <w:t>[</w:t>
+      </w:r>
+      <w:r>
+        <w:br/>
+        <w:t>\mathcal{M}_{\mathrm{FRZK}}</w:t>
+      </w:r>
+      <w:r>
+        <w:br/>
+        <w:t>\approx</w:t>
+      </w:r>
+      <w:r>
+        <w:br/>
+        <w:t>\mathcal{W}.</w:t>
+      </w:r>
+      <w:r>
+        <w:br/>
+        <w:t>]</w:t>
+      </w:r>
+    </w:p>
+    <w:p>
+      <w:pPr>
+        <w:pStyle w:val="StandardWeb"/>
+      </w:pPr>
+      <w:r>
+        <w:t xml:space="preserve">Word-LaTeX: </w:t>
+      </w:r>
+      <w:r>
+        <w:rPr>
+          <w:rStyle w:val="HTMLCode"/>
+        </w:rPr>
+        <w:t>\mathcal{M}_{\mathrm{FRZK}}\approx\mathcal{W}</w:t>
+      </w:r>
+    </w:p>
+    <w:p>
+      <w:pPr>
+        <w:pStyle w:val="StandardWeb"/>
+      </w:pPr>
+      <w:r>
+        <w:t>Das Modell soll den betrachteten Wirklichkeitsbereich hinreichend angemessen beschreiben.</w:t>
+      </w:r>
+    </w:p>
+    <w:p>
+      <w:pPr>
+        <w:pStyle w:val="StandardWeb"/>
+      </w:pPr>
+      <w:r>
+        <w:t>Für empirische Beobachtungen</w:t>
+      </w:r>
+    </w:p>
+    <w:p>
+      <w:pPr>
+        <w:pStyle w:val="berschrift1"/>
+      </w:pPr>
+      <w:r>
+        <w:t>[</w:t>
+      </w:r>
+      <w:r>
+        <w:br/>
+        <w:t>Y</w:t>
+      </w:r>
+    </w:p>
+    <w:p>
+      <w:pPr>
+        <w:pStyle w:val="StandardWeb"/>
+      </w:pPr>
+      <w:r>
+        <w:t>{</w:t>
+      </w:r>
+      <w:r>
+        <w:br/>
+        <w:t>Y_0,</w:t>
+      </w:r>
+      <w:r>
+        <w:br/>
+      </w:r>
+      <w:r>
+        <w:lastRenderedPageBreak/>
+        <w:t>Y_1,</w:t>
+      </w:r>
+      <w:r>
+        <w:br/>
+        <w:t>\ldots,</w:t>
+      </w:r>
+      <w:r>
+        <w:br/>
+        <w:t>Y_T</w:t>
+      </w:r>
+      <w:r>
+        <w:br/>
+        <w:t>}</w:t>
+      </w:r>
+      <w:r>
+        <w:br/>
+        <w:t>]</w:t>
+      </w:r>
+    </w:p>
+    <w:p>
+      <w:pPr>
+        <w:pStyle w:val="StandardWeb"/>
+      </w:pPr>
+      <w:r>
+        <w:t xml:space="preserve">Word-LaTeX: </w:t>
+      </w:r>
+      <w:r>
+        <w:rPr>
+          <w:rStyle w:val="HTMLCode"/>
+        </w:rPr>
+        <w:t>Y=\{Y_0,Y_1,\ldots,Y_T\}</w:t>
+      </w:r>
+    </w:p>
+    <w:p>
+      <w:pPr>
+        <w:pStyle w:val="StandardWeb"/>
+      </w:pPr>
+      <w:r>
+        <w:t>und simulierte Werte</w:t>
+      </w:r>
+    </w:p>
+    <w:p>
+      <w:pPr>
+        <w:pStyle w:val="berschrift1"/>
+      </w:pPr>
+      <w:r>
+        <w:t>[</w:t>
+      </w:r>
+      <w:r>
+        <w:br/>
+        <w:t>\widehat{Y}</w:t>
+      </w:r>
+    </w:p>
+    <w:p>
+      <w:pPr>
+        <w:pStyle w:val="StandardWeb"/>
+      </w:pPr>
+      <w:r>
+        <w:t>{</w:t>
+      </w:r>
+      <w:r>
+        <w:br/>
+        <w:t>\widehat{Y}_0,</w:t>
+      </w:r>
+      <w:r>
+        <w:br/>
+        <w:t>\widehat{Y}_1,</w:t>
+      </w:r>
+      <w:r>
+        <w:br/>
+        <w:t>\ldots,</w:t>
+      </w:r>
+      <w:r>
+        <w:br/>
+        <w:t>\widehat{Y}_T</w:t>
+      </w:r>
+      <w:r>
+        <w:br/>
+        <w:t>}</w:t>
+      </w:r>
+      <w:r>
+        <w:br/>
+        <w:t>]</w:t>
+      </w:r>
+    </w:p>
+    <w:p>
+      <w:pPr>
+        <w:pStyle w:val="StandardWeb"/>
+      </w:pPr>
+      <w:r>
+        <w:t xml:space="preserve">Word-LaTeX: </w:t>
+      </w:r>
+      <w:r>
+        <w:rPr>
+          <w:rStyle w:val="HTMLCode"/>
+        </w:rPr>
+        <w:t>\widehat{Y}=\{\widehat{Y}_0,\widehat{Y}_1,\ldots,\widehat{Y}_T\}</w:t>
+      </w:r>
+    </w:p>
+    <w:p>
+      <w:pPr>
+        <w:pStyle w:val="StandardWeb"/>
+      </w:pPr>
+      <w:r>
+        <w:t>kann die mittlere Abweichung durch</w:t>
+      </w:r>
+    </w:p>
+    <w:p>
+      <w:pPr>
+        <w:pStyle w:val="berschrift1"/>
+      </w:pPr>
+      <w:r>
+        <w:t>[</w:t>
+      </w:r>
+      <w:r>
+        <w:br/>
+        <w:t>E_T</w:t>
+      </w:r>
+    </w:p>
+    <w:p>
+      <w:pPr>
+        <w:pStyle w:val="StandardWeb"/>
+      </w:pPr>
+      <w:r>
+        <w:t>\frac{1}{T+1}</w:t>
+      </w:r>
+      <w:r>
+        <w:br/>
+        <w:t>\sum_{t=0}^{T}</w:t>
+      </w:r>
+      <w:r>
+        <w:br/>
+        <w:t>d</w:t>
+      </w:r>
+      <w:r>
+        <w:br/>
+        <w:t>\bigl(</w:t>
+      </w:r>
+      <w:r>
+        <w:br/>
+        <w:t>Y_t,</w:t>
+      </w:r>
+      <w:r>
+        <w:br/>
+        <w:t>\widehat{Y}_t</w:t>
+      </w:r>
+      <w:r>
+        <w:br/>
+        <w:t>\bigr)</w:t>
+      </w:r>
+      <w:r>
+        <w:br/>
+        <w:t>]</w:t>
+      </w:r>
+    </w:p>
+    <w:p>
+      <w:pPr>
+        <w:pStyle w:val="StandardWeb"/>
+      </w:pPr>
+      <w:r>
+        <w:t xml:space="preserve">Word-LaTeX: </w:t>
+      </w:r>
+      <w:r>
+        <w:rPr>
+          <w:rStyle w:val="HTMLCode"/>
+        </w:rPr>
+        <w:t>E_T=\frac{1}{T+1}\sum_{t=0}^{T}d\bigl(Y_t,\widehat{Y}_t\bigr)</w:t>
+      </w:r>
+    </w:p>
+    <w:p>
+      <w:pPr>
+        <w:pStyle w:val="StandardWeb"/>
+      </w:pPr>
+      <w:r>
+        <w:t>bestimmt werden.</w:t>
+      </w:r>
+    </w:p>
+    <w:p>
+      <w:pPr>
+        <w:pStyle w:val="StandardWeb"/>
+      </w:pPr>
+      <w:r>
+        <w:t>Eine geringe Abweichung verbessert die empirische Anschlussfähigkeit. Sie beweist jedoch nicht, dass das FRZK die einzig mögliche Erklärung der Beobachtungen darstellt.</w:t>
+      </w:r>
+    </w:p>
+    <w:p>
+      <w:pPr>
+        <w:pStyle w:val="berschrift3"/>
+      </w:pPr>
+      <w:r>
+        <w:t>Wissenschaftstheoretischer Status</w:t>
+      </w:r>
+    </w:p>
+    <w:p>
+      <w:pPr>
+        <w:pStyle w:val="StandardWeb"/>
+      </w:pPr>
+      <w:r>
+        <w:lastRenderedPageBreak/>
+        <w:t>Das FRZK ist als theoretisch-mathematischer Rahmen einzuordnen. Es verbindet mathematische, systemtheoretische, physikalische und erkenntnistheoretische Bezugsebenen:</w:t>
+      </w:r>
+    </w:p>
+    <w:p>
+      <w:pPr>
+        <w:pStyle w:val="berschrift1"/>
+      </w:pPr>
+      <w:r>
+        <w:t>[</w:t>
+      </w:r>
+      <w:r>
+        <w:br/>
+        <w:t>\mathcal{P}_{\mathrm{FRZK}}</w:t>
+      </w:r>
+    </w:p>
+    <w:p>
+      <w:pPr>
+        <w:pStyle w:val="StandardWeb"/>
+      </w:pPr>
+      <w:r>
+        <w:t>\mathcal{P}</w:t>
+      </w:r>
+      <w:r>
+        <w:rPr>
+          <w:rStyle w:val="Hervorhebung"/>
+        </w:rPr>
+        <w:t>{\mathrm{math}}</w:t>
+      </w:r>
+      <w:r>
+        <w:rPr>
+          <w:i/>
+          <w:iCs/>
+        </w:rPr>
+        <w:br/>
+      </w:r>
+      <w:r>
+        <w:rPr>
+          <w:rStyle w:val="Hervorhebung"/>
+        </w:rPr>
+        <w:t>\cap</w:t>
+      </w:r>
+      <w:r>
+        <w:rPr>
+          <w:i/>
+          <w:iCs/>
+        </w:rPr>
+        <w:br/>
+      </w:r>
+      <w:r>
+        <w:rPr>
+          <w:rStyle w:val="Hervorhebung"/>
+        </w:rPr>
+        <w:t>\mathcal{P}</w:t>
+      </w:r>
+      <w:r>
+        <w:t>{\mathrm{sys}}</w:t>
+      </w:r>
+      <w:r>
+        <w:br/>
+        <w:t>\cap</w:t>
+      </w:r>
+      <w:r>
+        <w:br/>
+        <w:t>\mathcal{P}</w:t>
+      </w:r>
+      <w:r>
+        <w:rPr>
+          <w:rStyle w:val="Hervorhebung"/>
+        </w:rPr>
+        <w:t>{\mathrm{phys}}</w:t>
+      </w:r>
+      <w:r>
+        <w:rPr>
+          <w:i/>
+          <w:iCs/>
+        </w:rPr>
+        <w:br/>
+      </w:r>
+      <w:r>
+        <w:rPr>
+          <w:rStyle w:val="Hervorhebung"/>
+        </w:rPr>
+        <w:t>\cap</w:t>
+      </w:r>
+      <w:r>
+        <w:rPr>
+          <w:i/>
+          <w:iCs/>
+        </w:rPr>
+        <w:br/>
+      </w:r>
+      <w:r>
+        <w:rPr>
+          <w:rStyle w:val="Hervorhebung"/>
+        </w:rPr>
+        <w:t>\mathcal{P}</w:t>
+      </w:r>
+      <w:r>
+        <w:t>{\mathrm{epist}}.</w:t>
+      </w:r>
+      <w:r>
+        <w:br/>
+        <w:t>]</w:t>
+      </w:r>
+    </w:p>
+    <w:p>
+      <w:pPr>
+        <w:pStyle w:val="StandardWeb"/>
+      </w:pPr>
+      <w:r>
+        <w:t xml:space="preserve">Word-LaTeX: </w:t>
+      </w:r>
+      <w:r>
+        <w:rPr>
+          <w:rStyle w:val="HTMLCode"/>
+        </w:rPr>
+        <w:t>\mathcal{P}_{\mathrm{FRZK}}=\mathcal{P}_{\mathrm{math}}\cap\mathcal{P}_{\mathrm{sys}}\cap\mathcal{P}_{\mathrm{phys}}\cap\mathcal{P}_{\mathrm{epist}}</w:t>
+      </w:r>
+    </w:p>
+    <w:p>
+      <w:pPr>
+        <w:pStyle w:val="StandardWeb"/>
+      </w:pPr>
+      <w:r>
+        <w:t>Sein formaler Geltungsbereich unterscheidet sich vom simulationsbezogenen und empirischen Geltungsbereich:</w:t>
+      </w:r>
+    </w:p>
+    <w:p>
+      <w:pPr>
+        <w:pStyle w:val="StandardWeb"/>
+      </w:pPr>
+      <w:r>
+        <w:t>[</w:t>
+      </w:r>
+      <w:r>
+        <w:br/>
+        <w:t>G_{\mathrm{formal}}</w:t>
+      </w:r>
+      <w:r>
+        <w:br/>
+        <w:t>\neq</w:t>
+      </w:r>
+      <w:r>
+        <w:br/>
+        <w:t>G_{\mathrm{sim}}</w:t>
+      </w:r>
+      <w:r>
+        <w:br/>
+        <w:t>\neq</w:t>
+      </w:r>
+      <w:r>
+        <w:br/>
+        <w:t>G_{\mathrm{emp}}.</w:t>
+      </w:r>
+      <w:r>
+        <w:br/>
+        <w:t>]</w:t>
+      </w:r>
+    </w:p>
+    <w:p>
+      <w:pPr>
+        <w:pStyle w:val="StandardWeb"/>
+      </w:pPr>
+      <w:r>
+        <w:t xml:space="preserve">Word-LaTeX: </w:t>
+      </w:r>
+      <w:r>
+        <w:rPr>
+          <w:rStyle w:val="HTMLCode"/>
+        </w:rPr>
+        <w:t>G_{\mathrm{formal}}\neq G_{\mathrm{sim}}\neq G_{\mathrm{emp}}</w:t>
+      </w:r>
+    </w:p>
+    <w:p>
+      <w:pPr>
+        <w:pStyle w:val="StandardWeb"/>
+      </w:pPr>
+      <w:r>
+        <w:t>Der formale Geltungsbereich betrifft die aus den Axiomen und Definitionen ableitbaren Aussagen. Der simulationsbezogene Geltungsbereich umfasst die Ergebnisse implementierter Modellvarianten. Der empirische Geltungsbereich umfasst die durch Beobachtungen gestützten Aussagen.</w:t>
+      </w:r>
+    </w:p>
+    <w:p>
+      <w:pPr>
+        <w:pStyle w:val="StandardWeb"/>
+      </w:pPr>
+      <w:r>
+        <w:t>Diese Trennung schützt das FRZK vor einer Überdehnung seines gegenwärtigen Anspruchs. Es handelt sich weder um eine bloße Metapher noch um eine bereits empirisch abgeschlossene Fundamentaltheorie.</w:t>
+      </w:r>
+    </w:p>
+    <w:p>
+      <w:pPr>
+        <w:pStyle w:val="berschrift3"/>
+      </w:pPr>
+      <w:r>
+        <w:t>Eigenständiger Beitrag</w:t>
+      </w:r>
+    </w:p>
+    <w:p>
+      <w:pPr>
+        <w:pStyle w:val="StandardWeb"/>
+      </w:pPr>
+      <w:r>
+        <w:t>Der eigenständige Beitrag des FRZK besteht in der systematischen Verbindung von fünf Ebenen:</w:t>
+      </w:r>
+    </w:p>
+    <w:p>
+      <w:pPr>
+        <w:pStyle w:val="berschrift1"/>
+      </w:pPr>
+      <w:r>
+        <w:t>[</w:t>
+      </w:r>
+      <w:r>
+        <w:br/>
+        <w:t>\mathcal{C}_{\mathrm{FRZK}}</w:t>
+      </w:r>
+    </w:p>
+    <w:p>
+      <w:pPr>
+        <w:pStyle w:val="StandardWeb"/>
+      </w:pPr>
+      <w:r>
+        <w:lastRenderedPageBreak/>
+        <w:t>\mathcal{F}</w:t>
+      </w:r>
+      <w:r>
+        <w:br/>
+        <w:t>\oplus</w:t>
+      </w:r>
+      <w:r>
+        <w:br/>
+        <w:t>\mathcal{R}</w:t>
+      </w:r>
+      <w:r>
+        <w:br/>
+        <w:t>\oplus</w:t>
+      </w:r>
+      <w:r>
+        <w:br/>
+        <w:t>\mathcal{O}</w:t>
+      </w:r>
+      <w:r>
+        <w:br/>
+        <w:t>\oplus</w:t>
+      </w:r>
+      <w:r>
+        <w:br/>
+        <w:t>\mathcal{K}</w:t>
+      </w:r>
+      <w:r>
+        <w:br/>
+        <w:t>\oplus</w:t>
+      </w:r>
+      <w:r>
+        <w:br/>
+        <w:t>\mathcal{S}.</w:t>
+      </w:r>
+      <w:r>
+        <w:br/>
+        <w:t>]</w:t>
+      </w:r>
+    </w:p>
+    <w:p>
+      <w:pPr>
+        <w:pStyle w:val="StandardWeb"/>
+      </w:pPr>
+      <w:r>
+        <w:t xml:space="preserve">Word-LaTeX: </w:t>
+      </w:r>
+      <w:r>
+        <w:rPr>
+          <w:rStyle w:val="HTMLCode"/>
+        </w:rPr>
+        <w:t>\mathcal{C}_{\mathrm{FRZK}}=\mathcal{F}\oplus\mathcal{R}\oplus\mathcal{O}\oplus\mathcal{K}\oplus\mathcal{S}</w:t>
+      </w:r>
+    </w:p>
+    <w:p>
+      <w:pPr>
+        <w:pStyle w:val="StandardWeb"/>
+      </w:pPr>
+      <w:r>
+        <w:t>Diese Ebenen sind:</w:t>
+      </w:r>
+    </w:p>
+    <w:p>
+      <w:pPr>
+        <w:pStyle w:val="berschrift1"/>
+      </w:pPr>
+      <w:r>
+        <w:t>[</w:t>
+      </w:r>
+      <w:r>
+        <w:br/>
+        <w:t>\mathcal{F}</w:t>
+      </w:r>
+    </w:p>
+    <w:p>
+      <w:pPr>
+        <w:pStyle w:val="StandardWeb"/>
+      </w:pPr>
+      <w:r>
+        <w:t>\text{funktionale Beschreibung},</w:t>
+      </w:r>
+      <w:r>
+        <w:br/>
+        <w:t>]</w:t>
+      </w:r>
+    </w:p>
+    <w:p>
+      <w:pPr>
+        <w:pStyle w:val="StandardWeb"/>
+      </w:pPr>
+      <w:r>
+        <w:t xml:space="preserve">Word-LaTeX: </w:t>
+      </w:r>
+      <w:r>
+        <w:rPr>
+          <w:rStyle w:val="HTMLCode"/>
+        </w:rPr>
+        <w:t>\mathcal{F}=\text{funktionale Beschreibung}</w:t>
+      </w:r>
+    </w:p>
+    <w:p>
+      <w:pPr>
+        <w:pStyle w:val="berschrift1"/>
+      </w:pPr>
+      <w:r>
+        <w:t>[</w:t>
+      </w:r>
+      <w:r>
+        <w:br/>
+        <w:t>\mathcal{R}</w:t>
+      </w:r>
+    </w:p>
+    <w:p>
+      <w:pPr>
+        <w:pStyle w:val="StandardWeb"/>
+      </w:pPr>
+      <w:r>
+        <w:t>\text{relationale Raumrekonstruktion},</w:t>
+      </w:r>
+      <w:r>
+        <w:br/>
+        <w:t>]</w:t>
+      </w:r>
+    </w:p>
+    <w:p>
+      <w:pPr>
+        <w:pStyle w:val="StandardWeb"/>
+      </w:pPr>
+      <w:r>
+        <w:t xml:space="preserve">Word-LaTeX: </w:t>
+      </w:r>
+      <w:r>
+        <w:rPr>
+          <w:rStyle w:val="HTMLCode"/>
+        </w:rPr>
+        <w:t>\mathcal{R}=\text{relationale Raumrekonstruktion}</w:t>
+      </w:r>
+    </w:p>
+    <w:p>
+      <w:pPr>
+        <w:pStyle w:val="berschrift1"/>
+      </w:pPr>
+      <w:r>
+        <w:t>[</w:t>
+      </w:r>
+      <w:r>
+        <w:br/>
+        <w:t>\mathcal{O}</w:t>
+      </w:r>
+    </w:p>
+    <w:p>
+      <w:pPr>
+        <w:pStyle w:val="StandardWeb"/>
+      </w:pPr>
+      <w:r>
+        <w:t>\text{operatorische Zeit- und Zustandsentwicklung},</w:t>
+      </w:r>
+      <w:r>
+        <w:br/>
+        <w:t>]</w:t>
+      </w:r>
+    </w:p>
+    <w:p>
+      <w:pPr>
+        <w:pStyle w:val="StandardWeb"/>
+      </w:pPr>
+      <w:r>
+        <w:t xml:space="preserve">Word-LaTeX: </w:t>
+      </w:r>
+      <w:r>
+        <w:rPr>
+          <w:rStyle w:val="HTMLCode"/>
+        </w:rPr>
+        <w:t>\mathcal{O}=\text{operatorische Zeit- und Zustandsentwicklung}</w:t>
+      </w:r>
+    </w:p>
+    <w:p>
+      <w:pPr>
+        <w:pStyle w:val="berschrift1"/>
+      </w:pPr>
+      <w:r>
+        <w:t>[</w:t>
+      </w:r>
+      <w:r>
+        <w:br/>
+        <w:t>\mathcal{K}</w:t>
+      </w:r>
+    </w:p>
+    <w:p>
+      <w:pPr>
+        <w:pStyle w:val="StandardWeb"/>
+      </w:pPr>
+      <w:r>
+        <w:lastRenderedPageBreak/>
+        <w:t>\text{Kohärenz funktionaler Organisation}</w:t>
+      </w:r>
+      <w:r>
+        <w:br/>
+        <w:t>]</w:t>
+      </w:r>
+    </w:p>
+    <w:p>
+      <w:pPr>
+        <w:pStyle w:val="StandardWeb"/>
+      </w:pPr>
+      <w:r>
+        <w:t xml:space="preserve">Word-LaTeX: </w:t>
+      </w:r>
+      <w:r>
+        <w:rPr>
+          <w:rStyle w:val="HTMLCode"/>
+        </w:rPr>
+        <w:t>\mathcal{K}=\text{Kohärenz funktionaler Organisation}</w:t>
+      </w:r>
+    </w:p>
+    <w:p>
+      <w:pPr>
+        <w:pStyle w:val="StandardWeb"/>
+      </w:pPr>
+      <w:r>
+        <w:t>und</w:t>
+      </w:r>
+    </w:p>
+    <w:p>
+      <w:pPr>
+        <w:pStyle w:val="berschrift1"/>
+      </w:pPr>
+      <w:r>
+        <w:t>[</w:t>
+      </w:r>
+      <w:r>
+        <w:br/>
+        <w:t>\mathcal{S}</w:t>
+      </w:r>
+    </w:p>
+    <w:p>
+      <w:pPr>
+        <w:pStyle w:val="StandardWeb"/>
+      </w:pPr>
+      <w:r>
+        <w:t>\text{Simulation und wissenschaftliche Prüfung}.</w:t>
+      </w:r>
+      <w:r>
+        <w:br/>
+        <w:t>]</w:t>
+      </w:r>
+    </w:p>
+    <w:p>
+      <w:pPr>
+        <w:pStyle w:val="StandardWeb"/>
+      </w:pPr>
+      <w:r>
+        <w:t xml:space="preserve">Word-LaTeX: </w:t>
+      </w:r>
+      <w:r>
+        <w:rPr>
+          <w:rStyle w:val="HTMLCode"/>
+        </w:rPr>
+        <w:t>\mathcal{S}=\text{Simulation und wissenschaftliche Prüfung}</w:t>
+      </w:r>
+    </w:p>
+    <w:p>
+      <w:pPr>
+        <w:pStyle w:val="StandardWeb"/>
+      </w:pPr>
+      <w:r>
+        <w:t>Jede dieser Ebenen ist für sich an bestehende wissenschaftliche Ansätze anschlussfähig. Der eigenständige Beitrag entsteht aus ihrer gemeinsamen formalen Organisation.</w:t>
+      </w:r>
+    </w:p>
+    <w:p>
+      <w:pPr>
+        <w:pStyle w:val="berschrift3"/>
+      </w:pPr>
+      <w:r>
+        <w:t>Grenzen des Systems</w:t>
+      </w:r>
+    </w:p>
+    <w:p>
+      <w:pPr>
+        <w:pStyle w:val="StandardWeb"/>
+      </w:pPr>
+      <w:r>
+        <w:t>Die Grenzen des FRZK liegen auf mehreren Ebenen. Erstens hängen seine formalen Ergebnisse von den gesetzten Axiomen und Definitionen ab. Zweitens hängen Simulationsergebnisse von der gewählten Implementierung und Parametrisierung ab. Drittens erfordert jede physikalische oder empirische Interpretation zusätzliche Zuordnungen und Prüfungen.</w:t>
+      </w:r>
+    </w:p>
+    <w:p>
+      <w:pPr>
+        <w:pStyle w:val="StandardWeb"/>
+      </w:pPr>
+      <w:r>
+        <w:t>Der Gültigkeitsbereich eines konkreten Ergebnisses (R) wird durch</w:t>
+      </w:r>
+    </w:p>
+    <w:p>
+      <w:pPr>
+        <w:pStyle w:val="berschrift1"/>
+      </w:pPr>
+      <w:r>
+        <w:t>[</w:t>
+      </w:r>
+      <w:r>
+        <w:br/>
+        <w:t>\mathcal{G}(R)</w:t>
+      </w:r>
+    </w:p>
+    <w:p>
+      <w:pPr>
+        <w:pStyle w:val="StandardWeb"/>
+      </w:pPr>
+      <w:r>
+        <w:t>\mathcal{A}</w:t>
+      </w:r>
+      <w:r>
+        <w:br/>
+        <w:t>\times</w:t>
+      </w:r>
+      <w:r>
+        <w:br/>
+        <w:t>\mathcal{M}</w:t>
+      </w:r>
+      <w:r>
+        <w:br/>
+        <w:t>\times</w:t>
+      </w:r>
+      <w:r>
+        <w:br/>
+        <w:t>\Theta</w:t>
+      </w:r>
+      <w:r>
+        <w:br/>
+        <w:t>\times</w:t>
+      </w:r>
+      <w:r>
+        <w:br/>
+        <w:t>\mathcal{Z}_0</w:t>
+      </w:r>
+      <w:r>
+        <w:br/>
+        <w:t>\times</w:t>
+      </w:r>
+      <w:r>
+        <w:br/>
+        <w:t>[0,T]</w:t>
+      </w:r>
+      <w:r>
+        <w:br/>
+        <w:t>]</w:t>
+      </w:r>
+    </w:p>
+    <w:p>
+      <w:pPr>
+        <w:pStyle w:val="StandardWeb"/>
+      </w:pPr>
+      <w:r>
+        <w:t xml:space="preserve">Word-LaTeX: </w:t>
+      </w:r>
+      <w:r>
+        <w:rPr>
+          <w:rStyle w:val="HTMLCode"/>
+        </w:rPr>
+        <w:t>\mathcal{G}(R)=\mathcal{A}\times\mathcal{M}\times\Theta\times\mathcal{Z}_0\times[0,T]</w:t>
+      </w:r>
+    </w:p>
+    <w:p>
+      <w:pPr>
+        <w:pStyle w:val="StandardWeb"/>
+      </w:pPr>
+      <w:r>
+        <w:t>bestimmt. Er umfasst die verwendeten Axiome, das Modell, den Parameterraum, die Anfangszustände und den betrachteten Zeithorizont.</w:t>
+      </w:r>
+    </w:p>
+    <w:p>
+      <w:pPr>
+        <w:pStyle w:val="StandardWeb"/>
+      </w:pPr>
+      <w:r>
+        <w:lastRenderedPageBreak/>
+        <w:t>Außerhalb dieses Bereichs ist eine Aussage nicht automatisch ungültig. Sie ist jedoch durch die jeweilige Untersuchung nicht unmittelbar gedeckt.</w:t>
+      </w:r>
+    </w:p>
+    <w:p>
+      <w:pPr>
+        <w:pStyle w:val="StandardWeb"/>
+      </w:pPr>
+      <w:r>
+        <w:t>Die physikalische Interpretation erfordert eine Abbildung</w:t>
+      </w:r>
+    </w:p>
+    <w:p>
+      <w:pPr>
+        <w:pStyle w:val="StandardWeb"/>
+      </w:pPr>
+      <w:r>
+        <w:t>[</w:t>
+      </w:r>
+      <w:r>
+        <w:br/>
+        <w:t>\Pi:</w:t>
+      </w:r>
+      <w:r>
+        <w:br/>
+        <w:t>\mathcal{Z}</w:t>
+      </w:r>
+      <w:r>
+        <w:rPr>
+          <w:rStyle w:val="Hervorhebung"/>
+        </w:rPr>
+        <w:t>{\mathrm{FRZK}}</w:t>
+      </w:r>
+      <w:r>
+        <w:rPr>
+          <w:i/>
+          <w:iCs/>
+        </w:rPr>
+        <w:br/>
+      </w:r>
+      <w:r>
+        <w:rPr>
+          <w:rStyle w:val="Hervorhebung"/>
+        </w:rPr>
+        <w:t>\rightarrow</w:t>
+      </w:r>
+      <w:r>
+        <w:rPr>
+          <w:i/>
+          <w:iCs/>
+        </w:rPr>
+        <w:br/>
+      </w:r>
+      <w:r>
+        <w:rPr>
+          <w:rStyle w:val="Hervorhebung"/>
+        </w:rPr>
+        <w:t>\mathcal{Z}</w:t>
+      </w:r>
+      <w:r>
+        <w:t>{\mathrm{phys}}.</w:t>
+      </w:r>
+      <w:r>
+        <w:br/>
+        <w:t>]</w:t>
+      </w:r>
+    </w:p>
+    <w:p>
+      <w:pPr>
+        <w:pStyle w:val="StandardWeb"/>
+      </w:pPr>
+      <w:r>
+        <w:t xml:space="preserve">Word-LaTeX: </w:t>
+      </w:r>
+      <w:r>
+        <w:rPr>
+          <w:rStyle w:val="HTMLCode"/>
+        </w:rPr>
+        <w:t>\Pi:\mathcal{Z}_{\mathrm{FRZK}}\rightarrow\mathcal{Z}_{\mathrm{phys}}</w:t>
+      </w:r>
+    </w:p>
+    <w:p>
+      <w:pPr>
+        <w:pStyle w:val="StandardWeb"/>
+      </w:pPr>
+      <w:r>
+        <w:t>Solange diese Abbildung nicht eindeutig definiert und empirisch geprüft ist, bleibt der physikalische Status einzelner FRZK-Größen hypothetisch.</w:t>
+      </w:r>
+    </w:p>
+    <w:p>
+      <w:pPr>
+        <w:pStyle w:val="berschrift3"/>
+      </w:pPr>
+      <w:r>
+        <w:t>Weiterentwicklung</w:t>
+      </w:r>
+    </w:p>
+    <w:p>
+      <w:pPr>
+        <w:pStyle w:val="StandardWeb"/>
+      </w:pPr>
+      <w:r>
+        <w:t>Aus der Gesamtkonstruktion ergeben sich drei zentrale Richtungen für die weitere Arbeit:</w:t>
+      </w:r>
+    </w:p>
+    <w:p>
+      <w:pPr>
+        <w:pStyle w:val="berschrift1"/>
+      </w:pPr>
+      <w:r>
+        <w:t>[</w:t>
+      </w:r>
+      <w:r>
+        <w:br/>
+        <w:t>\mathcal{W}_{\mathrm{FRZK}}</w:t>
+      </w:r>
+    </w:p>
+    <w:p>
+      <w:pPr>
+        <w:pStyle w:val="StandardWeb"/>
+      </w:pPr>
+      <w:r>
+        <w:t>\mathcal{W}</w:t>
+      </w:r>
+      <w:r>
+        <w:rPr>
+          <w:rStyle w:val="Hervorhebung"/>
+        </w:rPr>
+        <w:t>{\mathrm{formal}}</w:t>
+      </w:r>
+      <w:r>
+        <w:rPr>
+          <w:i/>
+          <w:iCs/>
+        </w:rPr>
+        <w:br/>
+      </w:r>
+      <w:r>
+        <w:rPr>
+          <w:rStyle w:val="Hervorhebung"/>
+        </w:rPr>
+        <w:t>\cup</w:t>
+      </w:r>
+      <w:r>
+        <w:rPr>
+          <w:i/>
+          <w:iCs/>
+        </w:rPr>
+        <w:br/>
+      </w:r>
+      <w:r>
+        <w:rPr>
+          <w:rStyle w:val="Hervorhebung"/>
+        </w:rPr>
+        <w:t>\mathcal{W}</w:t>
+      </w:r>
+      <w:r>
+        <w:t>{\mathrm{sim}}</w:t>
+      </w:r>
+      <w:r>
+        <w:br/>
+        <w:t>\cup</w:t>
+      </w:r>
+      <w:r>
+        <w:br/>
+        <w:t>\mathcal{W}_{\mathrm{emp}}.</w:t>
+      </w:r>
+      <w:r>
+        <w:br/>
+        <w:t>]</w:t>
+      </w:r>
+    </w:p>
+    <w:p>
+      <w:pPr>
+        <w:pStyle w:val="StandardWeb"/>
+      </w:pPr>
+      <w:r>
+        <w:t xml:space="preserve">Word-LaTeX: </w:t>
+      </w:r>
+      <w:r>
+        <w:rPr>
+          <w:rStyle w:val="HTMLCode"/>
+        </w:rPr>
+        <w:t>\mathcal{W}_{\mathrm{FRZK}}=\mathcal{W}_{\mathrm{formal}}\cup\mathcal{W}_{\mathrm{sim}}\cup\mathcal{W}_{\mathrm{emp}}</w:t>
+      </w:r>
+    </w:p>
+    <w:p>
+      <w:pPr>
+        <w:pStyle w:val="StandardWeb"/>
+      </w:pPr>
+      <w:r>
+        <w:t>Die formale Weiterentwicklung umfasst zusätzliche Sätze, Beweise, Konsistenzprüfungen und Erweiterungen des Axiomensystems. Die simulationsbezogene Weiterentwicklung umfasst robuste Implementierungen, Parameterstudien, Sensitivitätsanalysen und Modellvergleiche. Die empirische Weiterentwicklung umfasst die Operationalisierung funktionaler Größen und ihre Prüfung an realen Daten.</w:t>
+      </w:r>
+    </w:p>
+    <w:p>
+      <w:pPr>
+        <w:pStyle w:val="StandardWeb"/>
+      </w:pPr>
+      <w:r>
+        <w:t>Diese Richtungen dürfen nicht voneinander getrennt betrachtet werden. Formale Erweiterungen müssen simulationsfähig bleiben. Simulationsergebnisse müssen theoretisch interpretierbar sein. Empirische Prüfungen benötigen eindeutig definierte Modellgrößen.</w:t>
+      </w:r>
+    </w:p>
+    <w:p>
+      <w:pPr>
+        <w:pStyle w:val="StandardWeb"/>
+      </w:pPr>
+      <w:r>
+        <w:t>Der weitere Forschungsprozess ist daher zyklisch:</w:t>
+      </w:r>
+    </w:p>
+    <w:p>
+      <w:pPr>
+        <w:pStyle w:val="StandardWeb"/>
+      </w:pPr>
+      <w:r>
+        <w:t>[</w:t>
+      </w:r>
+      <w:r>
+        <w:br/>
+        <w:t>\text{Theorie}</w:t>
+      </w:r>
+      <w:r>
+        <w:br/>
+      </w:r>
+      <w:r>
+        <w:lastRenderedPageBreak/>
+        <w:t>\rightarrow</w:t>
+      </w:r>
+      <w:r>
+        <w:br/>
+        <w:t>\text{Modell}</w:t>
+      </w:r>
+      <w:r>
+        <w:br/>
+        <w:t>\rightarrow</w:t>
+      </w:r>
+      <w:r>
+        <w:br/>
+        <w:t>\text{Simulation}</w:t>
+      </w:r>
+      <w:r>
+        <w:br/>
+        <w:t>\rightarrow</w:t>
+      </w:r>
+      <w:r>
+        <w:br/>
+        <w:t>\text{Empirie}</w:t>
+      </w:r>
+      <w:r>
+        <w:br/>
+        <w:t>\rightarrow</w:t>
+      </w:r>
+      <w:r>
+        <w:br/>
+        <w:t>\text{Kritik}</w:t>
+      </w:r>
+      <w:r>
+        <w:br/>
+        <w:t>\rightarrow</w:t>
+      </w:r>
+      <w:r>
+        <w:br/>
+        <w:t>\text{Theorie}.</w:t>
+      </w:r>
+      <w:r>
+        <w:br/>
+        <w:t>]</w:t>
+      </w:r>
+    </w:p>
+    <w:p>
+      <w:pPr>
+        <w:pStyle w:val="StandardWeb"/>
+      </w:pPr>
+      <w:r>
+        <w:t xml:space="preserve">Word-LaTeX: </w:t>
+      </w:r>
+      <w:r>
+        <w:rPr>
+          <w:rStyle w:val="HTMLCode"/>
+        </w:rPr>
+        <w:t>\text{Theorie}\rightarrow\text{Modell}\rightarrow\text{Simulation}\rightarrow\text{Empirie}\rightarrow\text{Kritik}\rightarrow\text{Theorie}</w:t>
+      </w:r>
+    </w:p>
+    <w:p>
+      <w:pPr>
+        <w:pStyle w:val="berschrift3"/>
+      </w:pPr>
+      <w:r>
+        <w:t>Abschließende Verdichtung</w:t>
+      </w:r>
+    </w:p>
+    <w:p>
+      <w:pPr>
+        <w:pStyle w:val="StandardWeb"/>
+      </w:pPr>
+      <w:r>
+        <w:t>Die Gesamtaussage des Funktionalen Raum-Zeit-Kohärenzsystems lässt sich in einer kompakten Form zusammenführen:</w:t>
+      </w:r>
+    </w:p>
+    <w:p>
+      <w:pPr>
+        <w:pStyle w:val="StandardWeb"/>
+      </w:pPr>
+      <w:r>
+        <w:t>[</w:t>
+      </w:r>
+      <w:r>
+        <w:br/>
+        <w:t>\boxed{</w:t>
+      </w:r>
+      <w:r>
+        <w:br/>
+        <w:t>\begin{aligned}</w:t>
+      </w:r>
+      <w:r>
+        <w:br/>
+        <w:t>\text{Raum}</w:t>
+      </w:r>
+      <w:r>
+        <w:br/>
+        <w:t>&amp;=</w:t>
+      </w:r>
+      <w:r>
+        <w:br/>
+        <w:t>\text{Ordnung funktionaler Relationen},\</w:t>
+      </w:r>
+      <w:r>
+        <w:br/>
+        <w:t>\text{Zeit}</w:t>
+      </w:r>
+      <w:r>
+        <w:br/>
+        <w:t>&amp;=</w:t>
+      </w:r>
+      <w:r>
+        <w:br/>
+        <w:t>\text{Ordnung gerichteter Transformationen},\</w:t>
+      </w:r>
+      <w:r>
+        <w:br/>
+        <w:t>\text{Kohärenz}</w:t>
+      </w:r>
+      <w:r>
+        <w:br/>
+        <w:t>&amp;=</w:t>
+      </w:r>
+      <w:r>
+        <w:br/>
+        <w:t>\text{Tragfähigkeit funktionaler Organisation}.</w:t>
+      </w:r>
+      <w:r>
+        <w:br/>
+        <w:t>\end{aligned}</w:t>
+      </w:r>
+      <w:r>
+        <w:br/>
+        <w:t>}</w:t>
+      </w:r>
+      <w:r>
+        <w:br/>
+        <w:t>]</w:t>
+      </w:r>
+    </w:p>
+    <w:p>
+      <w:pPr>
+        <w:pStyle w:val="StandardWeb"/>
+      </w:pPr>
+      <w:r>
+        <w:t xml:space="preserve">Word-LaTeX: </w:t>
+      </w:r>
+      <w:r>
+        <w:rPr>
+          <w:rStyle w:val="HTMLCode"/>
+        </w:rPr>
+        <w:t>\boxed{\begin{aligned}\text{Raum}&amp;=\text{Ordnung funktionaler Relationen},\\\text{Zeit}&amp;=\text{Ordnung gerichteter Transformationen},\\\text{Kohärenz}&amp;=\text{Tragfähigkeit funktionaler Organisation}.\end{aligned}}</w:t>
+      </w:r>
+    </w:p>
+    <w:p>
+      <w:pPr>
+        <w:pStyle w:val="StandardWeb"/>
+      </w:pPr>
+      <w:r>
+        <w:t>Diese drei Aussagen bilden den theoretischen Kern des FRZK.</w:t>
+      </w:r>
+    </w:p>
+    <w:p>
+      <w:pPr>
+        <w:pStyle w:val="StandardWeb"/>
+      </w:pPr>
+      <w:r>
+        <w:t>Raum wird nicht als leerer Behälter vorausgesetzt. Er entsteht aus der Ordnung funktionaler Beziehungen. Zeit wird nicht ausschließlich als äußerer Parameter verstanden. Sie entsteht aus der gerichteten Ordnung von Zustandsveränderungen. Kohärenz ist weder bloße Gleichheit noch bloße Stabilität. Sie bezeichnet die Fähigkeit differenzierter Einheiten, innerhalb einer gemeinsamen Organisation funktional zusammenzuwirken.</w:t>
+      </w:r>
+    </w:p>
+    <w:p>
+      <w:pPr>
+        <w:pStyle w:val="StandardWeb"/>
+      </w:pPr>
+      <w:r>
+        <w:t>Die vollständige Grundstruktur lautet:</w:t>
+      </w:r>
+    </w:p>
+    <w:p>
+      <w:pPr>
+        <w:pStyle w:val="berschrift1"/>
+      </w:pPr>
+      <w:r>
+        <w:lastRenderedPageBreak/>
+        <w:t>[</w:t>
+      </w:r>
+      <w:r>
+        <w:br/>
+        <w:t>\boxed{</w:t>
+      </w:r>
+      <w:r>
+        <w:br/>
+        <w:t>\mathrm{FRZK}</w:t>
+      </w:r>
+    </w:p>
+    <w:p>
+      <w:pPr>
+        <w:pStyle w:val="StandardWeb"/>
+      </w:pPr>
+      <w:r>
+        <w:t>\bigl(</w:t>
+      </w:r>
+      <w:r>
+        <w:br/>
+        <w:t>\mathrm{Funktion},</w:t>
+      </w:r>
+      <w:r>
+        <w:br/>
+        <w:t>\mathrm{Relation},</w:t>
+      </w:r>
+      <w:r>
+        <w:br/>
+        <w:t>\mathrm{Transformation},</w:t>
+      </w:r>
+      <w:r>
+        <w:br/>
+        <w:t>\mathrm{Wirkung},</w:t>
+      </w:r>
+      <w:r>
+        <w:br/>
+        <w:t>\mathrm{Kohärenz}</w:t>
+      </w:r>
+      <w:r>
+        <w:br/>
+        <w:t>\bigr)</w:t>
+      </w:r>
+      <w:r>
+        <w:br/>
+        <w:t>}</w:t>
+      </w:r>
+      <w:r>
+        <w:br/>
+        <w:t>]</w:t>
+      </w:r>
+    </w:p>
+    <w:p>
+      <w:pPr>
+        <w:pStyle w:val="StandardWeb"/>
+      </w:pPr>
+      <w:r>
+        <w:t xml:space="preserve">Word-LaTeX: </w:t>
+      </w:r>
+      <w:r>
+        <w:rPr>
+          <w:rStyle w:val="HTMLCode"/>
+        </w:rPr>
+        <w:t>\boxed{\mathrm{FRZK}=\bigl(\mathrm{Funktion},\mathrm{Relation},\mathrm{Transformation},\mathrm{Wirkung},\mathrm{Kohärenz}\bigr)}</w:t>
+      </w:r>
+    </w:p>
+    <w:p>
+      <w:pPr>
+        <w:pStyle w:val="StandardWeb"/>
+      </w:pPr>
+      <w:r>
+        <w:t>Daraus ergibt sich die abschließende Entwicklungsfolge:</w:t>
+      </w:r>
+    </w:p>
+    <w:p>
+      <w:pPr>
+        <w:pStyle w:val="StandardWeb"/>
+      </w:pPr>
+      <w:r>
+        <w:t>[</w:t>
+      </w:r>
+      <w:r>
+        <w:br/>
+        <w:t>\boxed{</w:t>
+      </w:r>
+      <w:r>
+        <w:br/>
+        <w:t>\text{Funktion}</w:t>
+      </w:r>
+      <w:r>
+        <w:br/>
+        <w:t>\rightarrow</w:t>
+      </w:r>
+      <w:r>
+        <w:br/>
+        <w:t>\text{Relation}</w:t>
+      </w:r>
+      <w:r>
+        <w:br/>
+        <w:t>\rightarrow</w:t>
+      </w:r>
+      <w:r>
+        <w:br/>
+        <w:t>\text{Raum}</w:t>
+      </w:r>
+      <w:r>
+        <w:br/>
+        <w:t>\rightarrow</w:t>
+      </w:r>
+      <w:r>
+        <w:br/>
+        <w:t>\text{Transformation}</w:t>
+      </w:r>
+      <w:r>
+        <w:br/>
+        <w:t>\rightarrow</w:t>
+      </w:r>
+      <w:r>
+        <w:br/>
+        <w:t>\text{Zeit}</w:t>
+      </w:r>
+      <w:r>
+        <w:br/>
+        <w:t>\rightarrow</w:t>
+      </w:r>
+      <w:r>
+        <w:br/>
+        <w:t>\text{Wirkung}</w:t>
+      </w:r>
+      <w:r>
+        <w:br/>
+        <w:t>\rightarrow</w:t>
+      </w:r>
+      <w:r>
+        <w:br/>
+        <w:t>\text{Kohärenz}</w:t>
+      </w:r>
+      <w:r>
+        <w:br/>
+        <w:t>}</w:t>
+      </w:r>
+      <w:r>
+        <w:br/>
+        <w:t>]</w:t>
+      </w:r>
+    </w:p>
+    <w:p>
+      <w:pPr>
+        <w:pStyle w:val="StandardWeb"/>
+      </w:pPr>
+      <w:r>
+        <w:t xml:space="preserve">Word-LaTeX: </w:t>
+      </w:r>
+      <w:r>
+        <w:rPr>
+          <w:rStyle w:val="HTMLCode"/>
+        </w:rPr>
+        <w:t>\boxed{\text{Funktion}\rightarrow\text{Relation}\rightarrow\text{Raum}\rightarrow\text{Transformation}\rightarrow\text{Zeit}\rightarrow\text{Wirkung}\rightarrow\text{Kohärenz}}</w:t>
+      </w:r>
+    </w:p>
+    <w:p>
+      <w:pPr>
+        <w:pStyle w:val="StandardWeb"/>
+      </w:pPr>
+      <w:r>
+        <w:t>Diese Folge ist nicht als streng lineare Kausalreihe zu verstehen. Sie bildet die begriffliche Rekonstruktion ab. In der Systemdynamik wirken die Größen wechselseitig aufeinander zurück.</w:t>
+      </w:r>
+    </w:p>
+    <w:p>
+      <w:pPr>
+        <w:pStyle w:val="StandardWeb"/>
+      </w:pPr>
+      <w:r>
+        <w:t>Die dynamische Gesamtdarstellung lautet deshalb:</w:t>
+      </w:r>
+    </w:p>
+    <w:p>
+      <w:pPr>
+        <w:pStyle w:val="StandardWeb"/>
+      </w:pPr>
+      <w:r>
+        <w:lastRenderedPageBreak/>
+        <w:t>[</w:t>
+      </w:r>
+      <w:r>
+        <w:br/>
+        <w:t>\boxed{</w:t>
+      </w:r>
+      <w:r>
+        <w:br/>
+        <w:t>\bigl(</w:t>
+      </w:r>
+      <w:r>
+        <w:br/>
+        <w:t>F_t,</w:t>
+      </w:r>
+      <w:r>
+        <w:br/>
+        <w:t>R_t,</w:t>
+      </w:r>
+      <w:r>
+        <w:br/>
+        <w:t>Z_t,</w:t>
+      </w:r>
+      <w:r>
+        <w:br/>
+        <w:t>\Omega_t,</w:t>
+      </w:r>
+      <w:r>
+        <w:br/>
+        <w:t>\mathcal{W}</w:t>
+      </w:r>
+      <w:r>
+        <w:rPr>
+          <w:rStyle w:val="Hervorhebung"/>
+        </w:rPr>
+        <w:t>t,</w:t>
+      </w:r>
+      <w:r>
+        <w:rPr>
+          <w:i/>
+          <w:iCs/>
+        </w:rPr>
+        <w:br/>
+      </w:r>
+      <w:r>
+        <w:rPr>
+          <w:rStyle w:val="Hervorhebung"/>
+        </w:rPr>
+        <w:t>\kappa_t</w:t>
+      </w:r>
+      <w:r>
+        <w:rPr>
+          <w:i/>
+          <w:iCs/>
+        </w:rPr>
+        <w:br/>
+      </w:r>
+      <w:r>
+        <w:rPr>
+          <w:rStyle w:val="Hervorhebung"/>
+        </w:rPr>
+        <w:t>\bigr)</w:t>
+      </w:r>
+      <w:r>
+        <w:rPr>
+          <w:i/>
+          <w:iCs/>
+        </w:rPr>
+        <w:br/>
+      </w:r>
+      <w:r>
+        <w:rPr>
+          <w:rStyle w:val="Hervorhebung"/>
+        </w:rPr>
+        <w:t>\xrightarrow{\mathfrak{E}}</w:t>
+      </w:r>
+      <w:r>
+        <w:rPr>
+          <w:i/>
+          <w:iCs/>
+        </w:rPr>
+        <w:br/>
+      </w:r>
+      <w:r>
+        <w:rPr>
+          <w:rStyle w:val="Hervorhebung"/>
+        </w:rPr>
+        <w:t>\bigl(</w:t>
+      </w:r>
+      <w:r>
+        <w:rPr>
+          <w:i/>
+          <w:iCs/>
+        </w:rPr>
+        <w:br/>
+      </w:r>
+      <w:r>
+        <w:rPr>
+          <w:rStyle w:val="Hervorhebung"/>
+        </w:rPr>
+        <w:t>F</w:t>
+      </w:r>
+      <w:r>
+        <w:t>{t+1},</w:t>
+      </w:r>
+      <w:r>
+        <w:br/>
+        <w:t>R_{t+1},</w:t>
+      </w:r>
+      <w:r>
+        <w:br/>
+        <w:t>Z_{t+1},</w:t>
+      </w:r>
+      <w:r>
+        <w:br/>
+        <w:t>\Omega_{t+1},</w:t>
+      </w:r>
+      <w:r>
+        <w:br/>
+        <w:t>\mathcal{W}</w:t>
+      </w:r>
+      <w:r>
+        <w:rPr>
+          <w:rStyle w:val="Hervorhebung"/>
+        </w:rPr>
+        <w:t>{t+1},</w:t>
+      </w:r>
+      <w:r>
+        <w:rPr>
+          <w:i/>
+          <w:iCs/>
+        </w:rPr>
+        <w:br/>
+      </w:r>
+      <w:r>
+        <w:rPr>
+          <w:rStyle w:val="Hervorhebung"/>
+        </w:rPr>
+        <w:t>\kappa</w:t>
+      </w:r>
+      <w:r>
+        <w:t>{t+1}</w:t>
+      </w:r>
+      <w:r>
+        <w:br/>
+        <w:t>\bigr)</w:t>
+      </w:r>
+      <w:r>
+        <w:br/>
+        <w:t>}</w:t>
+      </w:r>
+      <w:r>
+        <w:br/>
+        <w:t>]</w:t>
+      </w:r>
+    </w:p>
+    <w:p>
+      <w:pPr>
+        <w:pStyle w:val="StandardWeb"/>
+      </w:pPr>
+      <w:r>
+        <w:t xml:space="preserve">Word-LaTeX: </w:t>
+      </w:r>
+      <w:r>
+        <w:rPr>
+          <w:rStyle w:val="HTMLCode"/>
+        </w:rPr>
+        <w:t>\boxed{\bigl(F_t,R_t,Z_t,\Omega_t,\mathcal{W}_t,\kappa_t\bigr)\xrightarrow{\mathfrak{E}}\bigl(F_{t+1},R_{t+1},Z_{t+1},\Omega_{t+1},\mathcal{W}_{t+1},\kappa_{t+1}\bigr)}</w:t>
+      </w:r>
+    </w:p>
+    <w:p>
+      <w:pPr>
+        <w:pStyle w:val="StandardWeb"/>
+      </w:pPr>
+      <w:r>
+        <w:t>Mit dieser Darstellung wird das FRZK als funktionales, relationales, dynamisches und kohärenzbezogenes System abgeschlossen.</w:t>
+      </w:r>
+    </w:p>
+    <w:p>
+      <w:pPr>
+        <w:pStyle w:val="StandardWeb"/>
+      </w:pPr>
+      <w:r>
+        <w:t>Das Kapitel hat damit die begrifflichen Grundlagen, die mathematische Struktur, das Axiomensystem, die Rekonstruktion funktionaler Organisation, die Dynamik, die Simulationsarchitektur und die wissenschaftstheoretische Einordnung in einer gemeinsamen Theorie zusammengeführt.</w:t>
+      </w:r>
+    </w:p>
+    <w:p>
+      <w:pPr>
+        <w:pStyle w:val="StandardWeb"/>
+      </w:pPr>
+      <w:r>
+        <w:t>Das Funktionale Raum-Zeit-Kohärenzsystem liegt nun als formal beschreibbarer und simulationsfähiger theoretischer Rahmen vor. Seine weitere wissenschaftliche Tragfähigkeit wird davon abhängen, ob die entwickelten Strukturen in folgenden Untersuchungen mathematisch weiter präzisiert, empirisch operationalisiert und gegenüber alternativen Modellen kritisch geprüft werden können.</w:t>
+      </w:r>
+    </w:p>
+    <w:p>
       <w:bookmarkStart w:id="0" w:name="_GoBack"/>
       <w:bookmarkEnd w:id="0"/>
     </w:p>
@@ -14822,6 +20675,119 @@
     </w:lvl>
   </w:abstractNum>
   <w:abstractNum w:abstractNumId="2" w15:restartNumberingAfterBreak="0">
+    <w:nsid w:val="21FD0F33"/>
+    <w:multiLevelType w:val="multilevel"/>
+    <w:tmpl w:val="8EC83A00"/>
+    <w:lvl w:ilvl="0">
+      <w:start w:val="1"/>
+      <w:numFmt w:val="decimal"/>
+      <w:lvlText w:val="%1."/>
+      <w:lvlJc w:val="left"/>
+      <w:pPr>
+        <w:tabs>
+          <w:tab w:val="num" w:pos="720"/>
+        </w:tabs>
+        <w:ind w:left="720" w:hanging="360"/>
+      </w:pPr>
+    </w:lvl>
+    <w:lvl w:ilvl="1" w:tentative="1">
+      <w:start w:val="1"/>
+      <w:numFmt w:val="decimal"/>
+      <w:lvlText w:val="%2."/>
+      <w:lvlJc w:val="left"/>
+      <w:pPr>
+        <w:tabs>
+          <w:tab w:val="num" w:pos="1440"/>
+        </w:tabs>
+        <w:ind w:left="1440" w:hanging="360"/>
+      </w:pPr>
+    </w:lvl>
+    <w:lvl w:ilvl="2" w:tentative="1">
+      <w:start w:val="1"/>
+      <w:numFmt w:val="decimal"/>
+      <w:lvlText w:val="%3."/>
+      <w:lvlJc w:val="left"/>
+      <w:pPr>
+        <w:tabs>
+          <w:tab w:val="num" w:pos="2160"/>
+        </w:tabs>
+        <w:ind w:left="2160" w:hanging="360"/>
+      </w:pPr>
+    </w:lvl>
+    <w:lvl w:ilvl="3" w:tentative="1">
+      <w:start w:val="1"/>
+      <w:numFmt w:val="decimal"/>
+      <w:lvlText w:val="%4."/>
+      <w:lvlJc w:val="left"/>
+      <w:pPr>
+        <w:tabs>
+          <w:tab w:val="num" w:pos="2880"/>
+        </w:tabs>
+        <w:ind w:left="2880" w:hanging="360"/>
+      </w:pPr>
+    </w:lvl>
+    <w:lvl w:ilvl="4" w:tentative="1">
+      <w:start w:val="1"/>
+      <w:numFmt w:val="decimal"/>
+      <w:lvlText w:val="%5."/>
+      <w:lvlJc w:val="left"/>
+      <w:pPr>
+        <w:tabs>
+          <w:tab w:val="num" w:pos="3600"/>
+        </w:tabs>
+        <w:ind w:left="3600" w:hanging="360"/>
+      </w:pPr>
+    </w:lvl>
+    <w:lvl w:ilvl="5" w:tentative="1">
+      <w:start w:val="1"/>
+      <w:numFmt w:val="decimal"/>
+      <w:lvlText w:val="%6."/>
+      <w:lvlJc w:val="left"/>
+      <w:pPr>
+        <w:tabs>
+          <w:tab w:val="num" w:pos="4320"/>
+        </w:tabs>
+        <w:ind w:left="4320" w:hanging="360"/>
+      </w:pPr>
+    </w:lvl>
+    <w:lvl w:ilvl="6" w:tentative="1">
+      <w:start w:val="1"/>
+      <w:numFmt w:val="decimal"/>
+      <w:lvlText w:val="%7."/>
+      <w:lvlJc w:val="left"/>
+      <w:pPr>
+        <w:tabs>
+          <w:tab w:val="num" w:pos="5040"/>
+        </w:tabs>
+        <w:ind w:left="5040" w:hanging="360"/>
+      </w:pPr>
+    </w:lvl>
+    <w:lvl w:ilvl="7" w:tentative="1">
+      <w:start w:val="1"/>
+      <w:numFmt w:val="decimal"/>
+      <w:lvlText w:val="%8."/>
+      <w:lvlJc w:val="left"/>
+      <w:pPr>
+        <w:tabs>
+          <w:tab w:val="num" w:pos="5760"/>
+        </w:tabs>
+        <w:ind w:left="5760" w:hanging="360"/>
+      </w:pPr>
+    </w:lvl>
+    <w:lvl w:ilvl="8" w:tentative="1">
+      <w:start w:val="1"/>
+      <w:numFmt w:val="decimal"/>
+      <w:lvlText w:val="%9."/>
+      <w:lvlJc w:val="left"/>
+      <w:pPr>
+        <w:tabs>
+          <w:tab w:val="num" w:pos="6480"/>
+        </w:tabs>
+        <w:ind w:left="6480" w:hanging="360"/>
+      </w:pPr>
+    </w:lvl>
+  </w:abstractNum>
+  <w:abstractNum w:abstractNumId="3" w15:restartNumberingAfterBreak="0">
     <w:nsid w:val="32297B29"/>
     <w:multiLevelType w:val="multilevel"/>
     <w:tmpl w:val="5A388FE4"/>
@@ -14934,7 +20900,7 @@
       </w:pPr>
     </w:lvl>
   </w:abstractNum>
-  <w:abstractNum w:abstractNumId="3" w15:restartNumberingAfterBreak="0">
+  <w:abstractNum w:abstractNumId="4" w15:restartNumberingAfterBreak="0">
     <w:nsid w:val="674A3CD9"/>
     <w:multiLevelType w:val="multilevel"/>
     <w:tmpl w:val="239EC2C0"/>
@@ -15047,7 +21013,7 @@
       </w:pPr>
     </w:lvl>
   </w:abstractNum>
-  <w:abstractNum w:abstractNumId="4" w15:restartNumberingAfterBreak="0">
+  <w:abstractNum w:abstractNumId="5" w15:restartNumberingAfterBreak="0">
     <w:nsid w:val="6A225BBD"/>
     <w:multiLevelType w:val="multilevel"/>
     <w:tmpl w:val="39F4BE56"/>
@@ -15161,7 +21127,7 @@
       </w:pPr>
     </w:lvl>
   </w:abstractNum>
-  <w:abstractNum w:abstractNumId="5" w15:restartNumberingAfterBreak="0">
+  <w:abstractNum w:abstractNumId="6" w15:restartNumberingAfterBreak="0">
     <w:nsid w:val="79FA34D5"/>
     <w:multiLevelType w:val="multilevel"/>
     <w:tmpl w:val="05284FB8"/>
@@ -15281,13 +21247,13 @@
     <w:abstractNumId w:val="1"/>
   </w:num>
   <w:num w:numId="3">
-    <w:abstractNumId w:val="2"/>
+    <w:abstractNumId w:val="3"/>
   </w:num>
   <w:num w:numId="4">
-    <w:abstractNumId w:val="4"/>
+    <w:abstractNumId w:val="5"/>
   </w:num>
   <w:num w:numId="5">
-    <w:abstractNumId w:val="4"/>
+    <w:abstractNumId w:val="5"/>
     <w:lvlOverride w:ilvl="0">
       <w:startOverride w:val="1"/>
     </w:lvlOverride>
@@ -15317,10 +21283,13 @@
     </w:lvlOverride>
   </w:num>
   <w:num w:numId="6">
-    <w:abstractNumId w:val="3"/>
+    <w:abstractNumId w:val="4"/>
   </w:num>
   <w:num w:numId="7">
-    <w:abstractNumId w:val="5"/>
+    <w:abstractNumId w:val="6"/>
+  </w:num>
+  <w:num w:numId="8">
+    <w:abstractNumId w:val="2"/>
   </w:num>
   <w:numIdMacAtCleanup w:val="1"/>
 </w:numbering>
